--- a/assets/AdamJarvisResume.docx
+++ b/assets/AdamJarvisResume.docx
@@ -259,7 +259,7 @@
             <w:szCs w:val="18"/>
             <w:u w:val="none"/>
           </w:rPr>
-          <w:t>https://a</w:t>
+          <w:t>https://</w:t>
         </w:r>
         <w:r>
           <w:rPr>
@@ -269,7 +269,7 @@
             <w:szCs w:val="18"/>
             <w:u w:val="none"/>
           </w:rPr>
-          <w:t>jarvis.co</w:t>
+          <w:t>jarvisar.com</w:t>
         </w:r>
       </w:hyperlink>
     </w:p>

--- a/assets/AdamJarvisResume.docx
+++ b/assets/AdamJarvisResume.docx
@@ -8,43 +8,24 @@
         <w:pBdr>
           <w:bottom w:val="single" w:sz="6" w:space="1" w:color="auto"/>
         </w:pBdr>
+        <w:spacing w:line="252" w:lineRule="auto"/>
+        <w:rPr>
+          <w:rFonts w:ascii="Ubuntu" w:hAnsi="Ubuntu"/>
+          <w:color w:val="auto"/>
+          <w:sz w:val="44"/>
+          <w:szCs w:val="44"/>
+        </w:rPr>
+      </w:pPr>
+      <w:r>
         <w:rPr>
           <w:rFonts w:ascii="Ubuntu" w:hAnsi="Ubuntu"/>
           <w:b/>
+          <w:bCs/>
           <w:color w:val="auto"/>
           <w:sz w:val="44"/>
-          <w:szCs w:val="28"/>
-        </w:rPr>
-      </w:pPr>
-      <w:r>
-        <w:rPr>
-          <w:rFonts w:ascii="Ubuntu" w:hAnsi="Ubuntu"/>
-          <w:b/>
-          <w:color w:val="auto"/>
-          <w:sz w:val="44"/>
-          <w:szCs w:val="28"/>
-        </w:rPr>
-        <w:t>Adam</w:t>
-      </w:r>
-      <w:r>
-        <w:rPr>
-          <w:rFonts w:ascii="Ubuntu" w:hAnsi="Ubuntu"/>
-          <w:b/>
-          <w:color w:val="auto"/>
-          <w:sz w:val="44"/>
-          <w:szCs w:val="28"/>
-        </w:rPr>
-        <w:t xml:space="preserve"> </w:t>
-      </w:r>
-      <w:r>
-        <w:rPr>
-          <w:rFonts w:ascii="Ubuntu" w:hAnsi="Ubuntu"/>
-          <w:b/>
-          <w:color w:val="auto"/>
-          <w:sz w:val="44"/>
-          <w:szCs w:val="28"/>
-        </w:rPr>
-        <w:t>Jarvis</w:t>
+          <w:szCs w:val="44"/>
+        </w:rPr>
+        <w:t xml:space="preserve">Adam Jarvis</w:t>
       </w:r>
     </w:p>
     <w:p>
@@ -53,9 +34,11 @@
         <w:pBdr>
           <w:bottom w:val="single" w:sz="6" w:space="1" w:color="auto"/>
         </w:pBdr>
-        <w:rPr>
-          <w:rFonts w:ascii="Ubuntu" w:hAnsi="Ubuntu"/>
-          <w:color w:val="auto"/>
+        <w:spacing w:line="252" w:lineRule="auto"/>
+        <w:rPr>
+          <w:rFonts w:ascii="Ubuntu" w:hAnsi="Ubuntu"/>
+          <w:color w:val="auto"/>
+          <w:sz w:val="20"/>
           <w:szCs w:val="20"/>
         </w:rPr>
       </w:pPr>
@@ -64,212 +47,74 @@
           <w:rPr>
             <w:rStyle w:val="Hyperlink"/>
             <w:rFonts w:ascii="Ubuntu" w:hAnsi="Ubuntu"/>
+            <w:sz w:val="20"/>
             <w:szCs w:val="20"/>
             <w:u w:val="none"/>
           </w:rPr>
-          <w:t>adamjarvis04@gmail.com</w:t>
+          <w:t xml:space="preserve">adamjarvis04@gmail.com</w:t>
         </w:r>
       </w:hyperlink>
       <w:r>
         <w:rPr>
           <w:rFonts w:ascii="Ubuntu" w:hAnsi="Ubuntu"/>
           <w:color w:val="auto"/>
-          <w:szCs w:val="20"/>
-        </w:rPr>
-        <w:t xml:space="preserve"> </w:t>
-      </w:r>
-      <w:r>
-        <w:rPr>
-          <w:rFonts w:ascii="Ubuntu" w:hAnsi="Ubuntu"/>
-          <w:color w:val="auto"/>
-          <w:szCs w:val="20"/>
-        </w:rPr>
-        <w:t xml:space="preserve"> </w:t>
-      </w:r>
-      <w:r>
-        <w:rPr>
-          <w:rFonts w:ascii="Ubuntu" w:hAnsi="Ubuntu"/>
-          <w:color w:val="auto"/>
-          <w:szCs w:val="20"/>
-        </w:rPr>
-        <w:t>•</w:t>
-      </w:r>
-      <w:r>
-        <w:rPr>
-          <w:rFonts w:ascii="Ubuntu" w:hAnsi="Ubuntu"/>
-          <w:color w:val="auto"/>
-          <w:szCs w:val="20"/>
-        </w:rPr>
-        <w:t xml:space="preserve"> </w:t>
-      </w:r>
-      <w:r>
-        <w:rPr>
-          <w:rFonts w:ascii="Ubuntu" w:hAnsi="Ubuntu"/>
-          <w:color w:val="auto"/>
-          <w:szCs w:val="20"/>
-        </w:rPr>
-        <w:t xml:space="preserve"> </w:t>
-      </w:r>
-      <w:r>
-        <w:rPr>
-          <w:rFonts w:ascii="Ubuntu" w:hAnsi="Ubuntu"/>
-          <w:color w:val="auto"/>
-          <w:szCs w:val="20"/>
-        </w:rPr>
-        <w:t xml:space="preserve">+1 </w:t>
-      </w:r>
-      <w:r>
-        <w:rPr>
-          <w:rFonts w:ascii="Ubuntu" w:hAnsi="Ubuntu"/>
-          <w:color w:val="auto"/>
-          <w:szCs w:val="20"/>
-        </w:rPr>
-        <w:t>(</w:t>
-      </w:r>
-      <w:r>
-        <w:rPr>
-          <w:rFonts w:ascii="Ubuntu" w:hAnsi="Ubuntu"/>
-          <w:color w:val="auto"/>
-          <w:szCs w:val="20"/>
-        </w:rPr>
-        <w:t>513</w:t>
-      </w:r>
-      <w:r>
-        <w:rPr>
-          <w:rFonts w:ascii="Ubuntu" w:hAnsi="Ubuntu"/>
-          <w:color w:val="auto"/>
-          <w:szCs w:val="20"/>
-        </w:rPr>
-        <w:t xml:space="preserve">) </w:t>
-      </w:r>
-      <w:r>
-        <w:rPr>
-          <w:rFonts w:ascii="Ubuntu" w:hAnsi="Ubuntu"/>
-          <w:color w:val="auto"/>
-          <w:szCs w:val="20"/>
-        </w:rPr>
-        <w:t>473</w:t>
-      </w:r>
-      <w:r>
-        <w:rPr>
-          <w:rFonts w:ascii="Ubuntu" w:hAnsi="Ubuntu"/>
-          <w:color w:val="auto"/>
-          <w:szCs w:val="20"/>
-        </w:rPr>
-        <w:t>-</w:t>
-      </w:r>
-      <w:proofErr w:type="gramStart"/>
-      <w:r>
-        <w:rPr>
-          <w:rFonts w:ascii="Ubuntu" w:hAnsi="Ubuntu"/>
-          <w:color w:val="auto"/>
-          <w:szCs w:val="20"/>
-        </w:rPr>
-        <w:t>7755</w:t>
-      </w:r>
-      <w:r>
-        <w:rPr>
-          <w:rFonts w:ascii="Ubuntu" w:hAnsi="Ubuntu"/>
-          <w:color w:val="auto"/>
-          <w:szCs w:val="20"/>
-        </w:rPr>
-        <w:t xml:space="preserve"> </w:t>
-      </w:r>
-      <w:r>
-        <w:rPr>
-          <w:rFonts w:ascii="Ubuntu" w:hAnsi="Ubuntu"/>
-          <w:color w:val="auto"/>
-          <w:szCs w:val="20"/>
-        </w:rPr>
-        <w:t xml:space="preserve"> </w:t>
-      </w:r>
-      <w:r>
-        <w:rPr>
-          <w:rFonts w:ascii="Ubuntu" w:hAnsi="Ubuntu"/>
-          <w:color w:val="auto"/>
-          <w:szCs w:val="20"/>
-        </w:rPr>
-        <w:t>•</w:t>
-      </w:r>
-      <w:proofErr w:type="gramEnd"/>
-      <w:r>
-        <w:rPr>
-          <w:rFonts w:ascii="Ubuntu" w:hAnsi="Ubuntu"/>
-          <w:color w:val="auto"/>
-          <w:szCs w:val="20"/>
-        </w:rPr>
-        <w:t xml:space="preserve"> </w:t>
-      </w:r>
-      <w:r>
-        <w:rPr>
-          <w:rFonts w:ascii="Ubuntu" w:hAnsi="Ubuntu"/>
-          <w:color w:val="auto"/>
-          <w:szCs w:val="20"/>
-        </w:rPr>
-        <w:t xml:space="preserve"> </w:t>
-      </w:r>
-      <w:r>
-        <w:rPr>
-          <w:rFonts w:ascii="Ubuntu" w:hAnsi="Ubuntu"/>
-          <w:color w:val="auto"/>
-          <w:szCs w:val="20"/>
-        </w:rPr>
-        <w:t>Cincinnati</w:t>
-      </w:r>
-      <w:r>
-        <w:rPr>
-          <w:rFonts w:ascii="Ubuntu" w:hAnsi="Ubuntu"/>
-          <w:color w:val="auto"/>
-          <w:szCs w:val="20"/>
-        </w:rPr>
-        <w:t xml:space="preserve">, </w:t>
-      </w:r>
-      <w:proofErr w:type="gramStart"/>
-      <w:r>
-        <w:rPr>
-          <w:rFonts w:ascii="Ubuntu" w:hAnsi="Ubuntu"/>
-          <w:color w:val="auto"/>
-          <w:szCs w:val="20"/>
-        </w:rPr>
-        <w:t>OH</w:t>
-      </w:r>
-      <w:r>
-        <w:rPr>
-          <w:rFonts w:ascii="Ubuntu" w:hAnsi="Ubuntu"/>
-          <w:color w:val="auto"/>
-          <w:szCs w:val="20"/>
-        </w:rPr>
-        <w:t xml:space="preserve">  •</w:t>
-      </w:r>
-      <w:proofErr w:type="gramEnd"/>
-      <w:r>
-        <w:rPr>
-          <w:rFonts w:ascii="Ubuntu" w:hAnsi="Ubuntu"/>
-          <w:color w:val="auto"/>
-          <w:szCs w:val="20"/>
-        </w:rPr>
-        <w:t xml:space="preserve">  </w:t>
+          <w:sz w:val="20"/>
+          <w:szCs w:val="20"/>
+        </w:rPr>
+        <w:t xml:space="preserve"> • (513) 473-7755 • Cincinnati, OH • </w:t>
       </w:r>
       <w:hyperlink r:id="rId9" w:history="1">
         <w:r>
           <w:rPr>
             <w:rStyle w:val="Hyperlink"/>
             <w:rFonts w:ascii="Ubuntu" w:hAnsi="Ubuntu"/>
-            <w:sz w:val="22"/>
-            <w:szCs w:val="18"/>
+            <w:sz w:val="20"/>
+            <w:szCs w:val="20"/>
             <w:u w:val="none"/>
           </w:rPr>
-          <w:t>https://</w:t>
+          <w:t xml:space="preserve">jarvisar.com</w:t>
         </w:r>
+      </w:hyperlink>
+      <w:r>
+        <w:rPr>
+          <w:rFonts w:ascii="Ubuntu" w:hAnsi="Ubuntu"/>
+          <w:color w:val="auto"/>
+          <w:sz w:val="20"/>
+          <w:szCs w:val="20"/>
+        </w:rPr>
+        <w:t xml:space="preserve"> • </w:t>
+      </w:r>
+      <w:hyperlink r:id="rId13" w:history="1">
         <w:r>
           <w:rPr>
             <w:rStyle w:val="Hyperlink"/>
             <w:rFonts w:ascii="Ubuntu" w:hAnsi="Ubuntu"/>
-            <w:sz w:val="22"/>
-            <w:szCs w:val="18"/>
+            <w:sz w:val="20"/>
+            <w:szCs w:val="20"/>
             <w:u w:val="none"/>
           </w:rPr>
-          <w:t>jarvisar.com</w:t>
+          <w:t xml:space="preserve">linkedin.com/in/jarvisar</w:t>
+        </w:r>
+      </w:hyperlink>
+      <w:r>
+        <w:rPr>
+          <w:rFonts w:ascii="Ubuntu" w:hAnsi="Ubuntu"/>
+          <w:color w:val="auto"/>
+          <w:sz w:val="20"/>
+          <w:szCs w:val="20"/>
+        </w:rPr>
+        <w:t xml:space="preserve"> • </w:t>
+      </w:r>
+      <w:hyperlink r:id="rId14" w:history="1">
+        <w:r>
+          <w:rPr>
+            <w:rStyle w:val="Hyperlink"/>
+            <w:rFonts w:ascii="Ubuntu" w:hAnsi="Ubuntu"/>
+            <w:sz w:val="20"/>
+            <w:szCs w:val="20"/>
+            <w:u w:val="none"/>
+          </w:rPr>
+          <w:t xml:space="preserve">github.com/jarvisar</w:t>
         </w:r>
       </w:hyperlink>
     </w:p>
@@ -280,8 +125,8 @@
         <w:rPr>
           <w:rFonts w:ascii="Ubuntu" w:hAnsi="Ubuntu"/>
           <w:color w:val="auto"/>
-          <w:sz w:val="16"/>
-          <w:szCs w:val="20"/>
+          <w:sz w:val="12"/>
+          <w:szCs w:val="12"/>
         </w:rPr>
       </w:pPr>
     </w:p>
@@ -291,7 +136,15 @@
         <w:pBdr>
           <w:bottom w:val="single" w:sz="6" w:space="1" w:color="auto"/>
         </w:pBdr>
-        <w:spacing w:line="216" w:lineRule="auto"/>
+        <w:spacing w:line="252" w:lineRule="auto"/>
+        <w:rPr>
+          <w:rFonts w:ascii="Ubuntu" w:hAnsi="Ubuntu"/>
+          <w:color w:val="auto"/>
+          <w:sz w:val="22"/>
+          <w:szCs w:val="22"/>
+        </w:rPr>
+      </w:pPr>
+      <w:r>
         <w:rPr>
           <w:rFonts w:ascii="Ubuntu" w:hAnsi="Ubuntu"/>
           <w:b/>
@@ -300,6 +153,34 @@
           <w:sz w:val="22"/>
           <w:szCs w:val="22"/>
         </w:rPr>
+        <w:t xml:space="preserve">WORK EXPERIENCE</w:t>
+      </w:r>
+    </w:p>
+    <w:p>
+      <w:pPr>
+        <w:pStyle w:val="Default"/>
+        <w:spacing w:line="252" w:lineRule="auto"/>
+        <w:rPr>
+          <w:rFonts w:ascii="Ubuntu" w:hAnsi="Ubuntu"/>
+          <w:color w:val="auto"/>
+          <w:sz w:val="10"/>
+          <w:szCs w:val="10"/>
+        </w:rPr>
+      </w:pPr>
+    </w:p>
+    <w:p>
+      <w:pPr>
+        <w:pStyle w:val="Default"/>
+        <w:tabs>
+          <w:tab w:val="right" w:pos="10870"/>
+        </w:tabs>
+        <w:spacing w:line="252" w:lineRule="auto"/>
+        <w:rPr>
+          <w:rFonts w:ascii="Ubuntu" w:hAnsi="Ubuntu"/>
+          <w:color w:val="auto"/>
+          <w:sz w:val="20"/>
+          <w:szCs w:val="20"/>
+        </w:rPr>
       </w:pPr>
       <w:r>
         <w:rPr>
@@ -307,67 +188,64 @@
           <w:b/>
           <w:bCs/>
           <w:color w:val="auto"/>
-          <w:sz w:val="22"/>
-          <w:szCs w:val="22"/>
-        </w:rPr>
-        <w:t xml:space="preserve">WORK EXPERIENCE </w:t>
+          <w:sz w:val="20"/>
+          <w:szCs w:val="20"/>
+        </w:rPr>
+        <w:t xml:space="preserve">London Computer Systems</w:t>
+      </w:r>
+      <w:r>
+        <w:rPr>
+          <w:rFonts w:ascii="Ubuntu" w:hAnsi="Ubuntu"/>
+          <w:b/>
+          <w:bCs/>
+          <w:color w:val="auto"/>
+          <w:sz w:val="20"/>
+          <w:szCs w:val="20"/>
+        </w:rPr>
+        <w:tab/>
+      </w:r>
+      <w:r>
+        <w:rPr>
+          <w:rFonts w:ascii="Ubuntu" w:hAnsi="Ubuntu"/>
+          <w:b/>
+          <w:bCs/>
+          <w:color w:val="auto"/>
+          <w:sz w:val="20"/>
+          <w:szCs w:val="20"/>
+        </w:rPr>
+        <w:t xml:space="preserve">May 2023 – Present</w:t>
       </w:r>
     </w:p>
     <w:p>
       <w:pPr>
         <w:pStyle w:val="Default"/>
+        <w:tabs>
+          <w:tab w:val="right" w:pos="10870"/>
+        </w:tabs>
         <w:spacing w:line="252" w:lineRule="auto"/>
         <w:rPr>
           <w:rFonts w:ascii="Ubuntu" w:hAnsi="Ubuntu"/>
-          <w:b/>
-          <w:bCs/>
-          <w:color w:val="auto"/>
-          <w:sz w:val="10"/>
-          <w:szCs w:val="10"/>
-          <w:u w:val="single"/>
-        </w:rPr>
-      </w:pPr>
-    </w:p>
-    <w:p>
-      <w:pPr>
-        <w:pStyle w:val="Default"/>
-        <w:spacing w:line="252" w:lineRule="auto"/>
-        <w:rPr>
-          <w:rFonts w:ascii="Ubuntu" w:hAnsi="Ubuntu"/>
-          <w:b/>
-          <w:bCs/>
-          <w:color w:val="auto"/>
-          <w:sz w:val="20"/>
-          <w:szCs w:val="20"/>
-        </w:rPr>
-      </w:pPr>
-      <w:r>
-        <w:rPr>
-          <w:rFonts w:ascii="Ubuntu" w:hAnsi="Ubuntu"/>
-          <w:b/>
-          <w:bCs/>
-          <w:color w:val="auto"/>
-          <w:sz w:val="20"/>
-          <w:szCs w:val="20"/>
-        </w:rPr>
-        <w:t>London Computer Systems</w:t>
-      </w:r>
-      <w:r>
-        <w:rPr>
-          <w:rFonts w:ascii="Ubuntu" w:hAnsi="Ubuntu"/>
-          <w:b/>
-          <w:bCs/>
-          <w:color w:val="auto"/>
-          <w:sz w:val="20"/>
-          <w:szCs w:val="20"/>
-        </w:rPr>
-        <w:t xml:space="preserve"> (LCS)</w:t>
-      </w:r>
-      <w:r>
-        <w:rPr>
-          <w:rFonts w:ascii="Ubuntu" w:hAnsi="Ubuntu"/>
-          <w:b/>
-          <w:bCs/>
+          <w:color w:val="auto"/>
+          <w:sz w:val="20"/>
+          <w:szCs w:val="20"/>
+        </w:rPr>
+      </w:pPr>
+      <w:r>
+        <w:rPr>
+          <w:rFonts w:ascii="Ubuntu" w:hAnsi="Ubuntu"/>
+          <w:i/>
+          <w:iCs/>
+          <w:color w:val="auto"/>
+          <w:sz w:val="20"/>
+          <w:szCs w:val="20"/>
+        </w:rPr>
+        <w:t xml:space="preserve">Software Developer</w:t>
+      </w:r>
+      <w:r>
+        <w:rPr>
+          <w:rFonts w:ascii="Ubuntu" w:hAnsi="Ubuntu"/>
+          <w:i/>
+          <w:iCs/>
           <w:color w:val="auto"/>
           <w:sz w:val="20"/>
           <w:szCs w:val="20"/>
@@ -377,378 +255,13 @@
       <w:r>
         <w:rPr>
           <w:rFonts w:ascii="Ubuntu" w:hAnsi="Ubuntu"/>
-          <w:b/>
-          <w:bCs/>
-          <w:color w:val="auto"/>
-          <w:sz w:val="20"/>
-          <w:szCs w:val="20"/>
-        </w:rPr>
-        <w:tab/>
-      </w:r>
-      <w:r>
-        <w:rPr>
-          <w:rFonts w:ascii="Ubuntu" w:hAnsi="Ubuntu"/>
-          <w:b/>
-          <w:bCs/>
-          <w:color w:val="auto"/>
-          <w:sz w:val="20"/>
-          <w:szCs w:val="20"/>
-        </w:rPr>
-        <w:tab/>
-      </w:r>
-      <w:r>
-        <w:rPr>
-          <w:rFonts w:ascii="Ubuntu" w:hAnsi="Ubuntu"/>
-          <w:b/>
-          <w:bCs/>
-          <w:color w:val="auto"/>
-          <w:sz w:val="20"/>
-          <w:szCs w:val="20"/>
-        </w:rPr>
-        <w:tab/>
-      </w:r>
-      <w:r>
-        <w:rPr>
-          <w:rFonts w:ascii="Ubuntu" w:hAnsi="Ubuntu"/>
-          <w:b/>
-          <w:bCs/>
-          <w:color w:val="auto"/>
-          <w:sz w:val="20"/>
-          <w:szCs w:val="20"/>
-        </w:rPr>
-        <w:tab/>
-      </w:r>
-      <w:r>
-        <w:rPr>
-          <w:rFonts w:ascii="Ubuntu" w:hAnsi="Ubuntu"/>
-          <w:b/>
-          <w:bCs/>
-          <w:color w:val="auto"/>
-          <w:sz w:val="20"/>
-          <w:szCs w:val="20"/>
-        </w:rPr>
-        <w:tab/>
-      </w:r>
-      <w:r>
-        <w:rPr>
-          <w:rFonts w:ascii="Ubuntu" w:hAnsi="Ubuntu"/>
-          <w:b/>
-          <w:bCs/>
-          <w:color w:val="auto"/>
-          <w:sz w:val="20"/>
-          <w:szCs w:val="20"/>
-        </w:rPr>
-        <w:tab/>
-      </w:r>
-      <w:r>
-        <w:rPr>
-          <w:rFonts w:ascii="Ubuntu" w:hAnsi="Ubuntu"/>
-          <w:b/>
-          <w:bCs/>
-          <w:color w:val="auto"/>
-          <w:sz w:val="20"/>
-          <w:szCs w:val="20"/>
-        </w:rPr>
-        <w:tab/>
-        <w:t xml:space="preserve"> </w:t>
-      </w:r>
-      <w:r>
-        <w:rPr>
-          <w:rFonts w:ascii="Ubuntu" w:hAnsi="Ubuntu"/>
-          <w:b/>
-          <w:bCs/>
-          <w:color w:val="auto"/>
-          <w:sz w:val="20"/>
-          <w:szCs w:val="20"/>
-        </w:rPr>
-        <w:t xml:space="preserve">   </w:t>
-      </w:r>
-      <w:r>
-        <w:rPr>
-          <w:rFonts w:ascii="Ubuntu" w:hAnsi="Ubuntu"/>
-          <w:b/>
-          <w:bCs/>
-          <w:color w:val="auto"/>
-          <w:sz w:val="20"/>
-          <w:szCs w:val="20"/>
-        </w:rPr>
-        <w:t xml:space="preserve"> </w:t>
-      </w:r>
-      <w:r>
-        <w:rPr>
-          <w:rFonts w:ascii="Ubuntu" w:hAnsi="Ubuntu"/>
-          <w:b/>
-          <w:bCs/>
-          <w:color w:val="auto"/>
-          <w:sz w:val="20"/>
-          <w:szCs w:val="20"/>
-        </w:rPr>
-        <w:t xml:space="preserve">  </w:t>
-      </w:r>
-      <w:r>
-        <w:rPr>
-          <w:rFonts w:ascii="Ubuntu" w:hAnsi="Ubuntu"/>
-          <w:b/>
-          <w:bCs/>
-          <w:color w:val="auto"/>
-          <w:sz w:val="20"/>
-          <w:szCs w:val="20"/>
-        </w:rPr>
-        <w:t>May</w:t>
-      </w:r>
-      <w:r>
-        <w:rPr>
-          <w:rFonts w:ascii="Ubuntu" w:hAnsi="Ubuntu"/>
-          <w:b/>
-          <w:bCs/>
-          <w:color w:val="auto"/>
-          <w:sz w:val="20"/>
-          <w:szCs w:val="20"/>
-        </w:rPr>
-        <w:t xml:space="preserve"> 20</w:t>
-      </w:r>
-      <w:r>
-        <w:rPr>
-          <w:rFonts w:ascii="Ubuntu" w:hAnsi="Ubuntu"/>
-          <w:b/>
-          <w:bCs/>
-          <w:color w:val="auto"/>
-          <w:sz w:val="20"/>
-          <w:szCs w:val="20"/>
-        </w:rPr>
-        <w:t>23</w:t>
-      </w:r>
-      <w:r>
-        <w:rPr>
-          <w:rFonts w:ascii="Ubuntu" w:hAnsi="Ubuntu"/>
-          <w:b/>
-          <w:bCs/>
-          <w:color w:val="auto"/>
-          <w:sz w:val="20"/>
-          <w:szCs w:val="20"/>
-        </w:rPr>
-        <w:t xml:space="preserve"> – </w:t>
-      </w:r>
-      <w:r>
-        <w:rPr>
-          <w:rFonts w:ascii="Ubuntu" w:hAnsi="Ubuntu"/>
-          <w:b/>
-          <w:bCs/>
-          <w:color w:val="auto"/>
-          <w:sz w:val="20"/>
-          <w:szCs w:val="20"/>
-        </w:rPr>
-        <w:t>Present</w:t>
-      </w:r>
-    </w:p>
-    <w:p>
-      <w:pPr>
-        <w:pStyle w:val="Default"/>
-        <w:spacing w:line="252" w:lineRule="auto"/>
-        <w:rPr>
-          <w:rFonts w:ascii="Ubuntu" w:hAnsi="Ubuntu"/>
-          <w:bCs/>
           <w:i/>
-          <w:sz w:val="20"/>
-          <w:szCs w:val="20"/>
-        </w:rPr>
-      </w:pPr>
-      <w:r>
-        <w:rPr>
-          <w:rFonts w:ascii="Ubuntu" w:hAnsi="Ubuntu"/>
-          <w:bCs/>
-          <w:i/>
-          <w:color w:val="auto"/>
-          <w:sz w:val="20"/>
-          <w:szCs w:val="20"/>
-        </w:rPr>
-        <w:t>Software Developer</w:t>
-      </w:r>
-      <w:r>
-        <w:rPr>
-          <w:rFonts w:ascii="Ubuntu" w:hAnsi="Ubuntu"/>
-          <w:bCs/>
-          <w:i/>
-          <w:color w:val="auto"/>
-          <w:sz w:val="20"/>
-          <w:szCs w:val="20"/>
-        </w:rPr>
-        <w:t xml:space="preserve"> (Full-Time)</w:t>
-      </w:r>
-      <w:r>
-        <w:rPr>
-          <w:rFonts w:ascii="Ubuntu" w:hAnsi="Ubuntu"/>
-          <w:bCs/>
-          <w:i/>
-          <w:sz w:val="20"/>
-          <w:szCs w:val="20"/>
-        </w:rPr>
-        <w:tab/>
-      </w:r>
-      <w:r>
-        <w:rPr>
-          <w:rFonts w:ascii="Ubuntu" w:hAnsi="Ubuntu"/>
-          <w:bCs/>
-          <w:i/>
-          <w:color w:val="auto"/>
-          <w:sz w:val="20"/>
-          <w:szCs w:val="20"/>
-        </w:rPr>
-        <w:tab/>
-      </w:r>
-      <w:r>
-        <w:rPr>
-          <w:rFonts w:ascii="Ubuntu" w:hAnsi="Ubuntu"/>
-          <w:bCs/>
-          <w:i/>
-          <w:color w:val="auto"/>
-          <w:sz w:val="20"/>
-          <w:szCs w:val="20"/>
-        </w:rPr>
-        <w:tab/>
-      </w:r>
-      <w:r>
-        <w:rPr>
-          <w:rFonts w:ascii="Ubuntu" w:hAnsi="Ubuntu"/>
-          <w:bCs/>
-          <w:i/>
-          <w:color w:val="auto"/>
-          <w:sz w:val="20"/>
-          <w:szCs w:val="20"/>
-        </w:rPr>
-        <w:tab/>
-      </w:r>
-      <w:r>
-        <w:rPr>
-          <w:rFonts w:ascii="Ubuntu" w:hAnsi="Ubuntu"/>
-          <w:bCs/>
-          <w:i/>
-          <w:color w:val="auto"/>
-          <w:sz w:val="20"/>
-          <w:szCs w:val="20"/>
-        </w:rPr>
-        <w:tab/>
-      </w:r>
-      <w:r>
-        <w:rPr>
-          <w:rFonts w:ascii="Ubuntu" w:hAnsi="Ubuntu"/>
-          <w:bCs/>
-          <w:i/>
-          <w:color w:val="auto"/>
-          <w:sz w:val="20"/>
-          <w:szCs w:val="20"/>
-        </w:rPr>
-        <w:tab/>
-      </w:r>
-      <w:r>
-        <w:rPr>
-          <w:rFonts w:ascii="Ubuntu" w:hAnsi="Ubuntu"/>
-          <w:bCs/>
-          <w:i/>
-          <w:color w:val="auto"/>
-          <w:sz w:val="20"/>
-          <w:szCs w:val="20"/>
-        </w:rPr>
-        <w:tab/>
-      </w:r>
-      <w:r>
-        <w:rPr>
-          <w:rFonts w:ascii="Ubuntu" w:hAnsi="Ubuntu"/>
-          <w:bCs/>
-          <w:i/>
-          <w:color w:val="auto"/>
-          <w:sz w:val="20"/>
-          <w:szCs w:val="20"/>
-        </w:rPr>
-        <w:tab/>
-      </w:r>
-      <w:r>
-        <w:rPr>
-          <w:rFonts w:ascii="Ubuntu" w:hAnsi="Ubuntu"/>
-          <w:bCs/>
-          <w:i/>
-          <w:color w:val="auto"/>
-          <w:sz w:val="20"/>
-          <w:szCs w:val="20"/>
-        </w:rPr>
-        <w:tab/>
-      </w:r>
-      <w:r>
-        <w:rPr>
-          <w:rFonts w:ascii="Ubuntu" w:hAnsi="Ubuntu"/>
-          <w:bCs/>
-          <w:i/>
-          <w:color w:val="auto"/>
-          <w:sz w:val="20"/>
-          <w:szCs w:val="20"/>
-        </w:rPr>
-        <w:t xml:space="preserve">     </w:t>
-      </w:r>
-      <w:r>
-        <w:rPr>
-          <w:rFonts w:ascii="Ubuntu" w:hAnsi="Ubuntu"/>
-          <w:bCs/>
-          <w:i/>
-          <w:color w:val="auto"/>
-          <w:sz w:val="20"/>
-          <w:szCs w:val="20"/>
-        </w:rPr>
-        <w:tab/>
-      </w:r>
-      <w:r>
-        <w:rPr>
-          <w:rFonts w:ascii="Ubuntu" w:hAnsi="Ubuntu"/>
-          <w:bCs/>
-          <w:i/>
-          <w:color w:val="auto"/>
-          <w:sz w:val="20"/>
-          <w:szCs w:val="20"/>
-        </w:rPr>
-        <w:t xml:space="preserve">      </w:t>
-      </w:r>
-      <w:r>
-        <w:rPr>
-          <w:rFonts w:ascii="Ubuntu" w:hAnsi="Ubuntu"/>
-          <w:bCs/>
-          <w:i/>
-          <w:color w:val="auto"/>
-          <w:sz w:val="20"/>
-          <w:szCs w:val="20"/>
-        </w:rPr>
-        <w:t xml:space="preserve">    </w:t>
-      </w:r>
-      <w:r>
-        <w:rPr>
-          <w:rFonts w:ascii="Ubuntu" w:hAnsi="Ubuntu"/>
-          <w:bCs/>
-          <w:i/>
-          <w:color w:val="auto"/>
-          <w:sz w:val="20"/>
-          <w:szCs w:val="20"/>
-        </w:rPr>
-        <w:t>Mason</w:t>
-      </w:r>
-      <w:r>
-        <w:rPr>
-          <w:rFonts w:ascii="Ubuntu" w:hAnsi="Ubuntu"/>
-          <w:bCs/>
-          <w:i/>
-          <w:color w:val="auto"/>
-          <w:sz w:val="20"/>
-          <w:szCs w:val="20"/>
-        </w:rPr>
-        <w:t xml:space="preserve">, </w:t>
-      </w:r>
-      <w:r>
-        <w:rPr>
-          <w:rFonts w:ascii="Ubuntu" w:hAnsi="Ubuntu"/>
-          <w:bCs/>
-          <w:i/>
-          <w:color w:val="auto"/>
-          <w:sz w:val="20"/>
-          <w:szCs w:val="20"/>
-        </w:rPr>
-        <w:t>OH</w:t>
+          <w:iCs/>
+          <w:color w:val="auto"/>
+          <w:sz w:val="20"/>
+          <w:szCs w:val="20"/>
+        </w:rPr>
+        <w:t xml:space="preserve">Mason, OH</w:t>
       </w:r>
     </w:p>
     <w:p>
@@ -761,39 +274,19 @@
         <w:spacing w:after="10" w:line="252" w:lineRule="auto"/>
         <w:rPr>
           <w:rFonts w:ascii="Ubuntu" w:hAnsi="Ubuntu"/>
-          <w:bCs/>
-          <w:sz w:val="20"/>
-          <w:szCs w:val="20"/>
-        </w:rPr>
-      </w:pPr>
-      <w:r>
-        <w:rPr>
-          <w:rFonts w:ascii="Ubuntu" w:hAnsi="Ubuntu"/>
-          <w:bCs/>
-          <w:sz w:val="20"/>
-          <w:szCs w:val="20"/>
-        </w:rPr>
-        <w:t xml:space="preserve">Develop and maintain Net Dial Tone (NDT), a VoIP telephone platform built using Asterisk, </w:t>
-      </w:r>
-      <w:proofErr w:type="spellStart"/>
-      <w:r>
-        <w:rPr>
-          <w:rFonts w:ascii="Ubuntu" w:hAnsi="Ubuntu"/>
-          <w:bCs/>
-          <w:sz w:val="20"/>
-          <w:szCs w:val="20"/>
-        </w:rPr>
-        <w:t>OpenSIPS</w:t>
-      </w:r>
-      <w:proofErr w:type="spellEnd"/>
-      <w:r>
-        <w:rPr>
-          <w:rFonts w:ascii="Ubuntu" w:hAnsi="Ubuntu"/>
-          <w:bCs/>
-          <w:sz w:val="20"/>
-          <w:szCs w:val="20"/>
-        </w:rPr>
-        <w:t>, Node.js/TypeScript, C# .NET, Angular, and Kubernetes.</w:t>
+          <w:color w:val="auto"/>
+          <w:sz w:val="20"/>
+          <w:szCs w:val="20"/>
+        </w:rPr>
+      </w:pPr>
+      <w:r>
+        <w:rPr>
+          <w:rFonts w:ascii="Ubuntu" w:hAnsi="Ubuntu"/>
+          <w:color w:val="auto"/>
+          <w:sz w:val="20"/>
+          <w:szCs w:val="20"/>
+        </w:rPr>
+        <w:t xml:space="preserve">Develop and maintain Net Dial Tone (NDT), a VoIP telephone platform built using Asterisk, OpenSIPS, Node.js/TypeScript, C# .NET, Angular, and Kubernetes.</w:t>
       </w:r>
     </w:p>
     <w:p>
@@ -806,94 +299,19 @@
         <w:spacing w:after="10" w:line="252" w:lineRule="auto"/>
         <w:rPr>
           <w:rFonts w:ascii="Ubuntu" w:hAnsi="Ubuntu"/>
-          <w:bCs/>
-          <w:sz w:val="20"/>
-          <w:szCs w:val="20"/>
-        </w:rPr>
-      </w:pPr>
-      <w:r>
-        <w:rPr>
-          <w:rFonts w:ascii="Ubuntu" w:hAnsi="Ubuntu"/>
-          <w:bCs/>
-          <w:sz w:val="20"/>
-          <w:szCs w:val="20"/>
-        </w:rPr>
-        <w:t xml:space="preserve">Designed and developed a configurable state machine for creating complex Asterisk ARI call flows and </w:t>
-      </w:r>
-      <w:proofErr w:type="spellStart"/>
-      <w:r>
-        <w:rPr>
-          <w:rFonts w:ascii="Ubuntu" w:hAnsi="Ubuntu"/>
-          <w:bCs/>
-          <w:sz w:val="20"/>
-          <w:szCs w:val="20"/>
-        </w:rPr>
-        <w:t>dialplans</w:t>
-      </w:r>
-      <w:proofErr w:type="spellEnd"/>
-      <w:r>
-        <w:rPr>
-          <w:rFonts w:ascii="Ubuntu" w:hAnsi="Ubuntu"/>
-          <w:bCs/>
-          <w:sz w:val="20"/>
-          <w:szCs w:val="20"/>
-        </w:rPr>
-        <w:t>.</w:t>
-      </w:r>
-    </w:p>
-    <w:p>
-      <w:pPr>
-        <w:pStyle w:val="ListParagraph"/>
-        <w:numPr>
-          <w:ilvl w:val="0"/>
-          <w:numId w:val="19"/>
-        </w:numPr>
-        <w:spacing w:after="10"/>
-        <w:contextualSpacing w:val="0"/>
-        <w:rPr>
-          <w:rFonts w:ascii="Ubuntu" w:hAnsi="Ubuntu" w:cs="Times New Roman"/>
-          <w:bCs/>
-          <w:color w:val="000000"/>
-          <w:sz w:val="20"/>
-          <w:szCs w:val="20"/>
-        </w:rPr>
-      </w:pPr>
-      <w:r>
-        <w:rPr>
-          <w:rFonts w:ascii="Ubuntu" w:hAnsi="Ubuntu" w:cs="Times New Roman"/>
-          <w:bCs/>
-          <w:color w:val="000000"/>
-          <w:sz w:val="20"/>
-          <w:szCs w:val="20"/>
-        </w:rPr>
-        <w:t>Built and refined front-end features for call routing, queues, voicemail, and other telephone-system configuration, including interactive visualizations for complex call flows.</w:t>
-      </w:r>
-    </w:p>
-    <w:p>
-      <w:pPr>
-        <w:pStyle w:val="ListParagraph"/>
-        <w:numPr>
-          <w:ilvl w:val="0"/>
-          <w:numId w:val="19"/>
-        </w:numPr>
-        <w:spacing w:after="10"/>
-        <w:rPr>
-          <w:rFonts w:ascii="Ubuntu" w:hAnsi="Ubuntu" w:cs="Times New Roman"/>
-          <w:bCs/>
-          <w:color w:val="000000"/>
-          <w:sz w:val="20"/>
-          <w:szCs w:val="20"/>
-        </w:rPr>
-      </w:pPr>
-      <w:r>
-        <w:rPr>
-          <w:rFonts w:ascii="Ubuntu" w:hAnsi="Ubuntu" w:cs="Times New Roman"/>
-          <w:bCs/>
-          <w:color w:val="000000"/>
-          <w:sz w:val="20"/>
-          <w:szCs w:val="20"/>
-        </w:rPr>
-        <w:t>Added backend API endpoints and business logic, implemented real-time WebSocket communication, and wrote integration and unit tests.</w:t>
+          <w:color w:val="auto"/>
+          <w:sz w:val="20"/>
+          <w:szCs w:val="20"/>
+        </w:rPr>
+      </w:pPr>
+      <w:r>
+        <w:rPr>
+          <w:rFonts w:ascii="Ubuntu" w:hAnsi="Ubuntu"/>
+          <w:color w:val="auto"/>
+          <w:sz w:val="20"/>
+          <w:szCs w:val="20"/>
+        </w:rPr>
+        <w:t xml:space="preserve">Designed and developed a configurable state machine for creating complex Asterisk ARI call flows and dialplans.</w:t>
       </w:r>
     </w:p>
     <w:p>
@@ -903,518 +321,22 @@
           <w:ilvl w:val="0"/>
           <w:numId w:val="19"/>
         </w:numPr>
-        <w:spacing w:line="252" w:lineRule="auto"/>
-        <w:rPr>
-          <w:rFonts w:ascii="Ubuntu" w:hAnsi="Ubuntu"/>
-          <w:b/>
-          <w:bCs/>
-          <w:color w:val="auto"/>
-          <w:sz w:val="14"/>
-          <w:szCs w:val="18"/>
-        </w:rPr>
-      </w:pPr>
-      <w:r>
-        <w:rPr>
-          <w:rFonts w:ascii="Ubuntu" w:hAnsi="Ubuntu"/>
-          <w:bCs/>
-          <w:sz w:val="20"/>
-          <w:szCs w:val="20"/>
-        </w:rPr>
-        <w:t xml:space="preserve">Worked across the application stack to troubleshoot and improve behavior involving Asterisk ARI/AMI, </w:t>
-      </w:r>
-      <w:proofErr w:type="spellStart"/>
-      <w:r>
-        <w:rPr>
-          <w:rFonts w:ascii="Ubuntu" w:hAnsi="Ubuntu"/>
-          <w:bCs/>
-          <w:sz w:val="20"/>
-          <w:szCs w:val="20"/>
-        </w:rPr>
-        <w:t>OpenSIPS</w:t>
-      </w:r>
-      <w:proofErr w:type="spellEnd"/>
-      <w:r>
-        <w:rPr>
-          <w:rFonts w:ascii="Ubuntu" w:hAnsi="Ubuntu"/>
-          <w:bCs/>
-          <w:sz w:val="20"/>
-          <w:szCs w:val="20"/>
-        </w:rPr>
-        <w:t>, web applications, APIs, and supporting services.</w:t>
-      </w:r>
-    </w:p>
-    <w:p>
-      <w:pPr>
-        <w:pStyle w:val="Default"/>
-        <w:spacing w:line="252" w:lineRule="auto"/>
-        <w:ind w:left="360"/>
-        <w:rPr>
-          <w:rFonts w:ascii="Ubuntu" w:hAnsi="Ubuntu"/>
-          <w:b/>
-          <w:bCs/>
-          <w:color w:val="auto"/>
-          <w:sz w:val="16"/>
-          <w:szCs w:val="16"/>
-        </w:rPr>
-      </w:pPr>
-    </w:p>
-    <w:p>
-      <w:pPr>
-        <w:pStyle w:val="Default"/>
-        <w:spacing w:line="252" w:lineRule="auto"/>
-        <w:rPr>
-          <w:rFonts w:ascii="Ubuntu" w:hAnsi="Ubuntu"/>
-          <w:b/>
-          <w:bCs/>
-          <w:color w:val="auto"/>
-          <w:sz w:val="20"/>
-          <w:szCs w:val="20"/>
-        </w:rPr>
-      </w:pPr>
-      <w:r>
-        <w:rPr>
-          <w:rFonts w:ascii="Ubuntu" w:hAnsi="Ubuntu"/>
-          <w:b/>
-          <w:bCs/>
-          <w:color w:val="auto"/>
-          <w:sz w:val="20"/>
-          <w:szCs w:val="20"/>
-        </w:rPr>
-        <w:t>Martin &amp; Associates</w:t>
-      </w:r>
-      <w:r>
-        <w:rPr>
-          <w:rFonts w:ascii="Ubuntu" w:hAnsi="Ubuntu"/>
-          <w:b/>
-          <w:bCs/>
-          <w:color w:val="auto"/>
-          <w:sz w:val="20"/>
-          <w:szCs w:val="20"/>
-        </w:rPr>
-        <w:t xml:space="preserve"> (</w:t>
-      </w:r>
-      <w:proofErr w:type="gramStart"/>
-      <w:r>
-        <w:rPr>
-          <w:rFonts w:ascii="Ubuntu" w:hAnsi="Ubuntu"/>
-          <w:b/>
-          <w:bCs/>
-          <w:color w:val="auto"/>
-          <w:sz w:val="20"/>
-          <w:szCs w:val="20"/>
-        </w:rPr>
-        <w:t xml:space="preserve">MWA)   </w:t>
-      </w:r>
-      <w:proofErr w:type="gramEnd"/>
-      <w:r>
-        <w:rPr>
-          <w:rFonts w:ascii="Ubuntu" w:hAnsi="Ubuntu"/>
-          <w:b/>
-          <w:bCs/>
-          <w:color w:val="auto"/>
-          <w:sz w:val="20"/>
-          <w:szCs w:val="20"/>
-        </w:rPr>
-        <w:t xml:space="preserve"> </w:t>
-      </w:r>
-      <w:r>
-        <w:rPr>
-          <w:rFonts w:ascii="Ubuntu" w:hAnsi="Ubuntu"/>
-          <w:b/>
-          <w:bCs/>
-          <w:color w:val="auto"/>
-          <w:sz w:val="20"/>
-          <w:szCs w:val="20"/>
-        </w:rPr>
-        <w:tab/>
-      </w:r>
-      <w:r>
-        <w:rPr>
-          <w:rFonts w:ascii="Ubuntu" w:hAnsi="Ubuntu"/>
-          <w:b/>
-          <w:bCs/>
-          <w:color w:val="auto"/>
-          <w:sz w:val="20"/>
-          <w:szCs w:val="20"/>
-        </w:rPr>
-        <w:tab/>
-      </w:r>
-      <w:r>
-        <w:rPr>
-          <w:rFonts w:ascii="Ubuntu" w:hAnsi="Ubuntu"/>
-          <w:b/>
-          <w:bCs/>
-          <w:color w:val="auto"/>
-          <w:sz w:val="20"/>
-          <w:szCs w:val="20"/>
-        </w:rPr>
-        <w:tab/>
-      </w:r>
-      <w:r>
-        <w:rPr>
-          <w:rFonts w:ascii="Ubuntu" w:hAnsi="Ubuntu"/>
-          <w:b/>
-          <w:bCs/>
-          <w:color w:val="auto"/>
-          <w:sz w:val="20"/>
-          <w:szCs w:val="20"/>
-        </w:rPr>
-        <w:tab/>
-      </w:r>
-      <w:r>
-        <w:rPr>
-          <w:rFonts w:ascii="Ubuntu" w:hAnsi="Ubuntu"/>
-          <w:b/>
-          <w:bCs/>
-          <w:color w:val="auto"/>
-          <w:sz w:val="20"/>
-          <w:szCs w:val="20"/>
-        </w:rPr>
-        <w:tab/>
-      </w:r>
-      <w:r>
-        <w:rPr>
-          <w:rFonts w:ascii="Ubuntu" w:hAnsi="Ubuntu"/>
-          <w:b/>
-          <w:bCs/>
-          <w:color w:val="auto"/>
-          <w:sz w:val="20"/>
-          <w:szCs w:val="20"/>
-        </w:rPr>
-        <w:tab/>
-      </w:r>
-      <w:r>
-        <w:rPr>
-          <w:rFonts w:ascii="Ubuntu" w:hAnsi="Ubuntu"/>
-          <w:b/>
-          <w:bCs/>
-          <w:color w:val="auto"/>
-          <w:sz w:val="20"/>
-          <w:szCs w:val="20"/>
-        </w:rPr>
-        <w:tab/>
-      </w:r>
-      <w:r>
-        <w:rPr>
-          <w:rFonts w:ascii="Ubuntu" w:hAnsi="Ubuntu"/>
-          <w:b/>
-          <w:bCs/>
-          <w:color w:val="auto"/>
-          <w:sz w:val="20"/>
-          <w:szCs w:val="20"/>
-        </w:rPr>
-        <w:tab/>
-      </w:r>
-      <w:r>
-        <w:rPr>
-          <w:rFonts w:ascii="Ubuntu" w:hAnsi="Ubuntu"/>
-          <w:b/>
-          <w:bCs/>
-          <w:color w:val="auto"/>
-          <w:sz w:val="20"/>
-          <w:szCs w:val="20"/>
-        </w:rPr>
-        <w:t xml:space="preserve">   </w:t>
-      </w:r>
-      <w:r>
-        <w:rPr>
-          <w:rFonts w:ascii="Ubuntu" w:hAnsi="Ubuntu"/>
-          <w:b/>
-          <w:bCs/>
-          <w:color w:val="auto"/>
-          <w:sz w:val="20"/>
-          <w:szCs w:val="20"/>
-        </w:rPr>
-        <w:t xml:space="preserve">        </w:t>
-      </w:r>
-      <w:r>
-        <w:rPr>
-          <w:rFonts w:ascii="Ubuntu" w:hAnsi="Ubuntu"/>
-          <w:b/>
-          <w:bCs/>
-          <w:color w:val="auto"/>
-          <w:sz w:val="20"/>
-          <w:szCs w:val="20"/>
-        </w:rPr>
-        <w:t xml:space="preserve">      </w:t>
-      </w:r>
-      <w:r>
-        <w:rPr>
-          <w:rFonts w:ascii="Ubuntu" w:hAnsi="Ubuntu"/>
-          <w:b/>
-          <w:bCs/>
-          <w:color w:val="auto"/>
-          <w:sz w:val="20"/>
-          <w:szCs w:val="20"/>
-        </w:rPr>
-        <w:t xml:space="preserve"> </w:t>
-      </w:r>
-      <w:r>
-        <w:rPr>
-          <w:rFonts w:ascii="Ubuntu" w:hAnsi="Ubuntu"/>
-          <w:b/>
-          <w:bCs/>
-          <w:color w:val="auto"/>
-          <w:sz w:val="20"/>
-          <w:szCs w:val="20"/>
-        </w:rPr>
-        <w:t>Aug.</w:t>
-      </w:r>
-      <w:r>
-        <w:rPr>
-          <w:rFonts w:ascii="Ubuntu" w:hAnsi="Ubuntu"/>
-          <w:b/>
-          <w:bCs/>
-          <w:color w:val="auto"/>
-          <w:sz w:val="20"/>
-          <w:szCs w:val="20"/>
-        </w:rPr>
-        <w:t xml:space="preserve"> </w:t>
-      </w:r>
-      <w:r>
-        <w:rPr>
-          <w:rFonts w:ascii="Ubuntu" w:hAnsi="Ubuntu"/>
-          <w:b/>
-          <w:bCs/>
-          <w:color w:val="auto"/>
-          <w:sz w:val="20"/>
-          <w:szCs w:val="20"/>
-        </w:rPr>
-        <w:t>2019</w:t>
-      </w:r>
-      <w:r>
-        <w:rPr>
-          <w:rFonts w:ascii="Ubuntu" w:hAnsi="Ubuntu"/>
-          <w:b/>
-          <w:bCs/>
-          <w:color w:val="auto"/>
-          <w:sz w:val="20"/>
-          <w:szCs w:val="20"/>
-        </w:rPr>
-        <w:t xml:space="preserve"> – </w:t>
-      </w:r>
-      <w:r>
-        <w:rPr>
-          <w:rFonts w:ascii="Ubuntu" w:hAnsi="Ubuntu"/>
-          <w:b/>
-          <w:bCs/>
-          <w:color w:val="auto"/>
-          <w:sz w:val="20"/>
-          <w:szCs w:val="20"/>
-        </w:rPr>
-        <w:t>Dec.</w:t>
-      </w:r>
-      <w:r>
-        <w:rPr>
-          <w:rFonts w:ascii="Ubuntu" w:hAnsi="Ubuntu"/>
-          <w:b/>
-          <w:bCs/>
-          <w:color w:val="auto"/>
-          <w:sz w:val="20"/>
-          <w:szCs w:val="20"/>
-        </w:rPr>
-        <w:t xml:space="preserve"> </w:t>
-      </w:r>
-      <w:r>
-        <w:rPr>
-          <w:rFonts w:ascii="Ubuntu" w:hAnsi="Ubuntu"/>
-          <w:b/>
-          <w:bCs/>
-          <w:color w:val="auto"/>
-          <w:sz w:val="20"/>
-          <w:szCs w:val="20"/>
-        </w:rPr>
-        <w:t>2021</w:t>
-      </w:r>
-    </w:p>
-    <w:p>
-      <w:pPr>
-        <w:pStyle w:val="Default"/>
-        <w:spacing w:line="252" w:lineRule="auto"/>
-        <w:rPr>
-          <w:rFonts w:ascii="Ubuntu" w:hAnsi="Ubuntu"/>
-          <w:bCs/>
-          <w:i/>
-          <w:color w:val="auto"/>
-          <w:sz w:val="20"/>
-          <w:szCs w:val="20"/>
-        </w:rPr>
-      </w:pPr>
-      <w:r>
-        <w:rPr>
-          <w:rFonts w:ascii="Ubuntu" w:hAnsi="Ubuntu"/>
-          <w:bCs/>
-          <w:i/>
-          <w:color w:val="auto"/>
-          <w:sz w:val="20"/>
-          <w:szCs w:val="20"/>
-        </w:rPr>
-        <w:t>Software Developer (Co-op)</w:t>
-      </w:r>
-      <w:r>
-        <w:rPr>
-          <w:rFonts w:ascii="Ubuntu" w:hAnsi="Ubuntu"/>
-          <w:bCs/>
-          <w:i/>
-          <w:color w:val="auto"/>
-          <w:sz w:val="20"/>
-          <w:szCs w:val="20"/>
-        </w:rPr>
-        <w:tab/>
-      </w:r>
-      <w:r>
-        <w:rPr>
-          <w:rFonts w:ascii="Ubuntu" w:hAnsi="Ubuntu"/>
-          <w:bCs/>
-          <w:i/>
-          <w:color w:val="auto"/>
-          <w:sz w:val="20"/>
-          <w:szCs w:val="20"/>
-        </w:rPr>
-        <w:tab/>
-      </w:r>
-      <w:r>
-        <w:rPr>
-          <w:rFonts w:ascii="Ubuntu" w:hAnsi="Ubuntu"/>
-          <w:bCs/>
-          <w:i/>
-          <w:color w:val="auto"/>
-          <w:sz w:val="20"/>
-          <w:szCs w:val="20"/>
-        </w:rPr>
-        <w:tab/>
-      </w:r>
-      <w:r>
-        <w:rPr>
-          <w:rFonts w:ascii="Ubuntu" w:hAnsi="Ubuntu"/>
-          <w:bCs/>
-          <w:i/>
-          <w:color w:val="auto"/>
-          <w:sz w:val="20"/>
-          <w:szCs w:val="20"/>
-        </w:rPr>
-        <w:tab/>
-      </w:r>
-      <w:r>
-        <w:rPr>
-          <w:rFonts w:ascii="Ubuntu" w:hAnsi="Ubuntu"/>
-          <w:bCs/>
-          <w:i/>
-          <w:color w:val="auto"/>
-          <w:sz w:val="20"/>
-          <w:szCs w:val="20"/>
-        </w:rPr>
-        <w:tab/>
-      </w:r>
-      <w:r>
-        <w:rPr>
-          <w:rFonts w:ascii="Ubuntu" w:hAnsi="Ubuntu"/>
-          <w:bCs/>
-          <w:i/>
-          <w:color w:val="auto"/>
-          <w:sz w:val="20"/>
-          <w:szCs w:val="20"/>
-        </w:rPr>
-        <w:tab/>
-      </w:r>
-      <w:r>
-        <w:rPr>
-          <w:rFonts w:ascii="Ubuntu" w:hAnsi="Ubuntu"/>
-          <w:bCs/>
-          <w:i/>
-          <w:color w:val="auto"/>
-          <w:sz w:val="20"/>
-          <w:szCs w:val="20"/>
-        </w:rPr>
-        <w:tab/>
-      </w:r>
-      <w:r>
-        <w:rPr>
-          <w:rFonts w:ascii="Ubuntu" w:hAnsi="Ubuntu"/>
-          <w:bCs/>
-          <w:i/>
-          <w:color w:val="auto"/>
-          <w:sz w:val="20"/>
-          <w:szCs w:val="20"/>
-        </w:rPr>
-        <w:t xml:space="preserve">            </w:t>
-      </w:r>
-      <w:r>
-        <w:rPr>
-          <w:rFonts w:ascii="Ubuntu" w:hAnsi="Ubuntu"/>
-          <w:bCs/>
-          <w:i/>
-          <w:color w:val="auto"/>
-          <w:sz w:val="20"/>
-          <w:szCs w:val="20"/>
-        </w:rPr>
-        <w:t xml:space="preserve">     </w:t>
-      </w:r>
-      <w:r>
-        <w:rPr>
-          <w:rFonts w:ascii="Ubuntu" w:hAnsi="Ubuntu"/>
-          <w:bCs/>
-          <w:i/>
-          <w:color w:val="auto"/>
-          <w:sz w:val="20"/>
-          <w:szCs w:val="20"/>
-        </w:rPr>
-        <w:t xml:space="preserve">           </w:t>
-      </w:r>
-      <w:r>
-        <w:rPr>
-          <w:rFonts w:ascii="Ubuntu" w:hAnsi="Ubuntu"/>
-          <w:bCs/>
-          <w:i/>
-          <w:color w:val="auto"/>
-          <w:sz w:val="20"/>
-          <w:szCs w:val="20"/>
-        </w:rPr>
-        <w:t xml:space="preserve">                    </w:t>
-      </w:r>
-      <w:r>
-        <w:rPr>
-          <w:rFonts w:ascii="Ubuntu" w:hAnsi="Ubuntu"/>
-          <w:bCs/>
-          <w:i/>
-          <w:color w:val="auto"/>
-          <w:sz w:val="20"/>
-          <w:szCs w:val="20"/>
-        </w:rPr>
-        <w:t xml:space="preserve">  </w:t>
-      </w:r>
-      <w:r>
-        <w:rPr>
-          <w:rFonts w:ascii="Ubuntu" w:hAnsi="Ubuntu"/>
-          <w:bCs/>
-          <w:i/>
-          <w:color w:val="auto"/>
-          <w:sz w:val="20"/>
-          <w:szCs w:val="20"/>
-        </w:rPr>
-        <w:t>Cincinnati</w:t>
-      </w:r>
-      <w:r>
-        <w:rPr>
-          <w:rFonts w:ascii="Ubuntu" w:hAnsi="Ubuntu"/>
-          <w:bCs/>
-          <w:i/>
-          <w:color w:val="auto"/>
-          <w:sz w:val="20"/>
-          <w:szCs w:val="20"/>
-        </w:rPr>
-        <w:t xml:space="preserve">, </w:t>
-      </w:r>
-      <w:r>
-        <w:rPr>
-          <w:rFonts w:ascii="Ubuntu" w:hAnsi="Ubuntu"/>
-          <w:bCs/>
-          <w:i/>
-          <w:color w:val="auto"/>
-          <w:sz w:val="20"/>
-          <w:szCs w:val="20"/>
-        </w:rPr>
-        <w:t>OH</w:t>
+        <w:spacing w:after="10" w:line="252" w:lineRule="auto"/>
+        <w:rPr>
+          <w:rFonts w:ascii="Ubuntu" w:hAnsi="Ubuntu"/>
+          <w:color w:val="auto"/>
+          <w:sz w:val="20"/>
+          <w:szCs w:val="20"/>
+        </w:rPr>
+      </w:pPr>
+      <w:r>
+        <w:rPr>
+          <w:rFonts w:ascii="Ubuntu" w:hAnsi="Ubuntu"/>
+          <w:color w:val="auto"/>
+          <w:sz w:val="20"/>
+          <w:szCs w:val="20"/>
+        </w:rPr>
+        <w:t xml:space="preserve">Built and refined front-end features for call routing, queues, voicemail, and other telephone-system configuration, including interactive visualizations for complex call flows.</w:t>
       </w:r>
     </w:p>
     <w:p>
@@ -1422,71 +344,132 @@
         <w:pStyle w:val="Default"/>
         <w:numPr>
           <w:ilvl w:val="0"/>
-          <w:numId w:val="13"/>
+          <w:numId w:val="19"/>
         </w:numPr>
         <w:spacing w:after="10" w:line="252" w:lineRule="auto"/>
         <w:rPr>
           <w:rFonts w:ascii="Ubuntu" w:hAnsi="Ubuntu"/>
-          <w:bCs/>
-          <w:color w:val="auto"/>
-          <w:sz w:val="20"/>
-          <w:szCs w:val="20"/>
-        </w:rPr>
-      </w:pPr>
-      <w:r>
-        <w:rPr>
-          <w:rFonts w:ascii="Ubuntu" w:hAnsi="Ubuntu"/>
-          <w:bCs/>
-          <w:color w:val="auto"/>
-          <w:sz w:val="20"/>
-          <w:szCs w:val="20"/>
-        </w:rPr>
-        <w:t>Led the development of integration services connecting ERP and CRM software used by clients.</w:t>
+          <w:color w:val="auto"/>
+          <w:sz w:val="20"/>
+          <w:szCs w:val="20"/>
+        </w:rPr>
+      </w:pPr>
+      <w:r>
+        <w:rPr>
+          <w:rFonts w:ascii="Ubuntu" w:hAnsi="Ubuntu"/>
+          <w:color w:val="auto"/>
+          <w:sz w:val="20"/>
+          <w:szCs w:val="20"/>
+        </w:rPr>
+        <w:t xml:space="preserve">Added backend API endpoints and business logic, implemented real-time WebSocket communication, and wrote integration and unit tests.</w:t>
       </w:r>
     </w:p>
     <w:p>
       <w:pPr>
-        <w:pStyle w:val="ListParagraph"/>
-        <w:numPr>
-          <w:ilvl w:val="0"/>
-          <w:numId w:val="13"/>
-        </w:numPr>
-        <w:spacing w:after="10"/>
-        <w:rPr>
-          <w:rFonts w:ascii="Ubuntu" w:hAnsi="Ubuntu" w:cs="Times New Roman"/>
+        <w:pStyle w:val="Default"/>
+        <w:spacing w:line="252" w:lineRule="auto"/>
+        <w:rPr>
+          <w:rFonts w:ascii="Ubuntu" w:hAnsi="Ubuntu"/>
+          <w:color w:val="auto"/>
+          <w:sz w:val="12"/>
+          <w:szCs w:val="12"/>
+        </w:rPr>
+      </w:pPr>
+    </w:p>
+    <w:p>
+      <w:pPr>
+        <w:pStyle w:val="Default"/>
+        <w:tabs>
+          <w:tab w:val="right" w:pos="10870"/>
+        </w:tabs>
+        <w:spacing w:line="252" w:lineRule="auto"/>
+        <w:rPr>
+          <w:rFonts w:ascii="Ubuntu" w:hAnsi="Ubuntu"/>
+          <w:color w:val="auto"/>
+          <w:sz w:val="20"/>
+          <w:szCs w:val="20"/>
+        </w:rPr>
+      </w:pPr>
+      <w:r>
+        <w:rPr>
+          <w:rFonts w:ascii="Ubuntu" w:hAnsi="Ubuntu"/>
+          <w:b/>
           <w:bCs/>
-          <w:sz w:val="20"/>
-          <w:szCs w:val="20"/>
-        </w:rPr>
-      </w:pPr>
-      <w:r>
-        <w:rPr>
-          <w:rFonts w:ascii="Ubuntu" w:hAnsi="Ubuntu" w:cs="Times New Roman"/>
+          <w:color w:val="auto"/>
+          <w:sz w:val="20"/>
+          <w:szCs w:val="20"/>
+        </w:rPr>
+        <w:t xml:space="preserve">University of Cincinnati Carl H. Lindner College of Business</w:t>
+      </w:r>
+      <w:r>
+        <w:rPr>
+          <w:rFonts w:ascii="Ubuntu" w:hAnsi="Ubuntu"/>
+          <w:b/>
           <w:bCs/>
-          <w:sz w:val="20"/>
-          <w:szCs w:val="20"/>
-        </w:rPr>
-        <w:t xml:space="preserve">Built integrations using C# .NET, REST APIs, Quartz.NET, and </w:t>
-      </w:r>
-      <w:proofErr w:type="spellStart"/>
-      <w:r>
-        <w:rPr>
-          <w:rFonts w:ascii="Ubuntu" w:hAnsi="Ubuntu" w:cs="Times New Roman"/>
+          <w:color w:val="auto"/>
+          <w:sz w:val="20"/>
+          <w:szCs w:val="20"/>
+        </w:rPr>
+        <w:tab/>
+      </w:r>
+      <w:r>
+        <w:rPr>
+          <w:rFonts w:ascii="Ubuntu" w:hAnsi="Ubuntu"/>
+          <w:b/>
           <w:bCs/>
-          <w:sz w:val="20"/>
-          <w:szCs w:val="20"/>
-        </w:rPr>
-        <w:t>ProvideX</w:t>
-      </w:r>
-      <w:proofErr w:type="spellEnd"/>
-      <w:r>
-        <w:rPr>
-          <w:rFonts w:ascii="Ubuntu" w:hAnsi="Ubuntu" w:cs="Times New Roman"/>
-          <w:bCs/>
-          <w:sz w:val="20"/>
-          <w:szCs w:val="20"/>
-        </w:rPr>
-        <w:t>.</w:t>
+          <w:color w:val="auto"/>
+          <w:sz w:val="20"/>
+          <w:szCs w:val="20"/>
+        </w:rPr>
+        <w:t xml:space="preserve">Jan. 2022 – May 2023</w:t>
+      </w:r>
+    </w:p>
+    <w:p>
+      <w:pPr>
+        <w:pStyle w:val="Default"/>
+        <w:tabs>
+          <w:tab w:val="right" w:pos="10870"/>
+        </w:tabs>
+        <w:spacing w:line="252" w:lineRule="auto"/>
+        <w:rPr>
+          <w:rFonts w:ascii="Ubuntu" w:hAnsi="Ubuntu"/>
+          <w:color w:val="auto"/>
+          <w:sz w:val="20"/>
+          <w:szCs w:val="20"/>
+        </w:rPr>
+      </w:pPr>
+      <w:r>
+        <w:rPr>
+          <w:rFonts w:ascii="Ubuntu" w:hAnsi="Ubuntu"/>
+          <w:i/>
+          <w:iCs/>
+          <w:color w:val="auto"/>
+          <w:sz w:val="20"/>
+          <w:szCs w:val="20"/>
+        </w:rPr>
+        <w:t xml:space="preserve">IT Help Desk Technician (Student Worker)</w:t>
+      </w:r>
+      <w:r>
+        <w:rPr>
+          <w:rFonts w:ascii="Ubuntu" w:hAnsi="Ubuntu"/>
+          <w:i/>
+          <w:iCs/>
+          <w:color w:val="auto"/>
+          <w:sz w:val="20"/>
+          <w:szCs w:val="20"/>
+        </w:rPr>
+        <w:tab/>
+      </w:r>
+      <w:r>
+        <w:rPr>
+          <w:rFonts w:ascii="Ubuntu" w:hAnsi="Ubuntu"/>
+          <w:i/>
+          <w:iCs/>
+          <w:color w:val="auto"/>
+          <w:sz w:val="20"/>
+          <w:szCs w:val="20"/>
+        </w:rPr>
+        <w:t xml:space="preserve">Cincinnati, OH</w:t>
       </w:r>
     </w:p>
     <w:p>
@@ -1494,48 +477,132 @@
         <w:pStyle w:val="Default"/>
         <w:numPr>
           <w:ilvl w:val="0"/>
-          <w:numId w:val="13"/>
+          <w:numId w:val="19"/>
         </w:numPr>
         <w:spacing w:after="10" w:line="252" w:lineRule="auto"/>
         <w:rPr>
           <w:rFonts w:ascii="Ubuntu" w:hAnsi="Ubuntu"/>
+          <w:color w:val="auto"/>
+          <w:sz w:val="20"/>
+          <w:szCs w:val="20"/>
+        </w:rPr>
+      </w:pPr>
+      <w:r>
+        <w:rPr>
+          <w:rFonts w:ascii="Ubuntu" w:hAnsi="Ubuntu"/>
+          <w:color w:val="auto"/>
+          <w:sz w:val="20"/>
+          <w:szCs w:val="20"/>
+        </w:rPr>
+        <w:t xml:space="preserve">Assisted with software installation, network troubleshooting, and hardware, AV, and classroom equipment repairs.</w:t>
+      </w:r>
+    </w:p>
+    <w:p>
+      <w:pPr>
+        <w:pStyle w:val="Default"/>
+        <w:spacing w:line="252" w:lineRule="auto"/>
+        <w:rPr>
+          <w:rFonts w:ascii="Ubuntu" w:hAnsi="Ubuntu"/>
+          <w:color w:val="auto"/>
+          <w:sz w:val="12"/>
+          <w:szCs w:val="12"/>
+        </w:rPr>
+      </w:pPr>
+    </w:p>
+    <w:p>
+      <w:pPr>
+        <w:pStyle w:val="Default"/>
+        <w:tabs>
+          <w:tab w:val="right" w:pos="10870"/>
+        </w:tabs>
+        <w:spacing w:line="252" w:lineRule="auto"/>
+        <w:rPr>
+          <w:rFonts w:ascii="Ubuntu" w:hAnsi="Ubuntu"/>
+          <w:color w:val="auto"/>
+          <w:sz w:val="20"/>
+          <w:szCs w:val="20"/>
+        </w:rPr>
+      </w:pPr>
+      <w:r>
+        <w:rPr>
+          <w:rFonts w:ascii="Ubuntu" w:hAnsi="Ubuntu"/>
+          <w:b/>
           <w:bCs/>
           <w:color w:val="auto"/>
           <w:sz w:val="20"/>
           <w:szCs w:val="20"/>
         </w:rPr>
-      </w:pPr>
-      <w:r>
-        <w:rPr>
-          <w:rFonts w:ascii="Ubuntu" w:hAnsi="Ubuntu"/>
+        <w:t xml:space="preserve">Martin &amp; Associates</w:t>
+      </w:r>
+      <w:r>
+        <w:rPr>
+          <w:rFonts w:ascii="Ubuntu" w:hAnsi="Ubuntu"/>
+          <w:b/>
           <w:bCs/>
           <w:color w:val="auto"/>
           <w:sz w:val="20"/>
           <w:szCs w:val="20"/>
         </w:rPr>
-        <w:t xml:space="preserve">Worked directly with clients to implement requested product features, resolve integration issues, and provide technical support using </w:t>
-      </w:r>
-      <w:proofErr w:type="spellStart"/>
-      <w:r>
-        <w:rPr>
-          <w:rFonts w:ascii="Ubuntu" w:hAnsi="Ubuntu"/>
+        <w:tab/>
+      </w:r>
+      <w:r>
+        <w:rPr>
+          <w:rFonts w:ascii="Ubuntu" w:hAnsi="Ubuntu"/>
+          <w:b/>
           <w:bCs/>
           <w:color w:val="auto"/>
           <w:sz w:val="20"/>
           <w:szCs w:val="20"/>
         </w:rPr>
-        <w:t>BeyondTrust</w:t>
-      </w:r>
-      <w:proofErr w:type="spellEnd"/>
-      <w:r>
-        <w:rPr>
-          <w:rFonts w:ascii="Ubuntu" w:hAnsi="Ubuntu"/>
-          <w:bCs/>
-          <w:color w:val="auto"/>
-          <w:sz w:val="20"/>
-          <w:szCs w:val="20"/>
-        </w:rPr>
-        <w:t>/Bomgar.</w:t>
+        <w:t xml:space="preserve">Aug. 2019 – Dec. 2021</w:t>
+      </w:r>
+    </w:p>
+    <w:p>
+      <w:pPr>
+        <w:pStyle w:val="Default"/>
+        <w:tabs>
+          <w:tab w:val="right" w:pos="10870"/>
+        </w:tabs>
+        <w:spacing w:line="252" w:lineRule="auto"/>
+        <w:rPr>
+          <w:rFonts w:ascii="Ubuntu" w:hAnsi="Ubuntu"/>
+          <w:color w:val="auto"/>
+          <w:sz w:val="20"/>
+          <w:szCs w:val="20"/>
+        </w:rPr>
+      </w:pPr>
+      <w:r>
+        <w:rPr>
+          <w:rFonts w:ascii="Ubuntu" w:hAnsi="Ubuntu"/>
+          <w:i/>
+          <w:iCs/>
+          <w:color w:val="auto"/>
+          <w:sz w:val="20"/>
+          <w:szCs w:val="20"/>
+        </w:rPr>
+        <w:t xml:space="preserve">Software Developer (Co-op)</w:t>
+      </w:r>
+      <w:r>
+        <w:rPr>
+          <w:rFonts w:ascii="Ubuntu" w:hAnsi="Ubuntu"/>
+          <w:i/>
+          <w:iCs/>
+          <w:color w:val="auto"/>
+          <w:sz w:val="20"/>
+          <w:szCs w:val="20"/>
+        </w:rPr>
+        <w:tab/>
+      </w:r>
+      <w:r>
+        <w:rPr>
+          <w:rFonts w:ascii="Ubuntu" w:hAnsi="Ubuntu"/>
+          <w:i/>
+          <w:iCs/>
+          <w:color w:val="auto"/>
+          <w:sz w:val="20"/>
+          <w:szCs w:val="20"/>
+        </w:rPr>
+        <w:t xml:space="preserve">Cincinnati, OH</w:t>
       </w:r>
     </w:p>
     <w:p>
@@ -1543,345 +610,24 @@
         <w:pStyle w:val="Default"/>
         <w:numPr>
           <w:ilvl w:val="0"/>
-          <w:numId w:val="13"/>
+          <w:numId w:val="19"/>
         </w:numPr>
         <w:spacing w:after="10" w:line="252" w:lineRule="auto"/>
         <w:rPr>
           <w:rFonts w:ascii="Ubuntu" w:hAnsi="Ubuntu"/>
-          <w:bCs/>
-          <w:color w:val="auto"/>
-          <w:sz w:val="20"/>
-          <w:szCs w:val="20"/>
-        </w:rPr>
-      </w:pPr>
-      <w:r>
-        <w:rPr>
-          <w:rFonts w:ascii="Ubuntu" w:hAnsi="Ubuntu"/>
-          <w:bCs/>
-          <w:color w:val="auto"/>
-          <w:sz w:val="20"/>
-          <w:szCs w:val="20"/>
-        </w:rPr>
-        <w:t xml:space="preserve">Earned Acumatica ERP and </w:t>
-      </w:r>
-      <w:proofErr w:type="spellStart"/>
-      <w:r>
-        <w:rPr>
-          <w:rFonts w:ascii="Ubuntu" w:hAnsi="Ubuntu"/>
-          <w:bCs/>
-          <w:color w:val="auto"/>
-          <w:sz w:val="20"/>
-          <w:szCs w:val="20"/>
-        </w:rPr>
-        <w:t>Creatio</w:t>
-      </w:r>
-      <w:proofErr w:type="spellEnd"/>
-      <w:r>
-        <w:rPr>
-          <w:rFonts w:ascii="Ubuntu" w:hAnsi="Ubuntu"/>
-          <w:bCs/>
-          <w:color w:val="auto"/>
-          <w:sz w:val="20"/>
-          <w:szCs w:val="20"/>
-        </w:rPr>
-        <w:t xml:space="preserve"> CRM certifications within 60 days.</w:t>
-      </w:r>
-    </w:p>
-    <w:p>
-      <w:pPr>
-        <w:pStyle w:val="Default"/>
-        <w:spacing w:line="252" w:lineRule="auto"/>
-        <w:ind w:left="360"/>
-        <w:rPr>
-          <w:rFonts w:ascii="Ubuntu" w:hAnsi="Ubuntu"/>
-          <w:bCs/>
-          <w:color w:val="auto"/>
-          <w:sz w:val="16"/>
-          <w:szCs w:val="16"/>
-        </w:rPr>
-      </w:pPr>
-    </w:p>
-    <w:p>
-      <w:pPr>
-        <w:pStyle w:val="Default"/>
-        <w:spacing w:line="252" w:lineRule="auto"/>
-        <w:rPr>
-          <w:rFonts w:ascii="Ubuntu" w:hAnsi="Ubuntu"/>
-          <w:b/>
-          <w:bCs/>
-          <w:color w:val="auto"/>
-          <w:sz w:val="20"/>
-          <w:szCs w:val="20"/>
-        </w:rPr>
-      </w:pPr>
-      <w:r>
-        <w:rPr>
-          <w:rFonts w:ascii="Ubuntu" w:hAnsi="Ubuntu"/>
-          <w:b/>
-          <w:bCs/>
-          <w:color w:val="auto"/>
-          <w:sz w:val="20"/>
-          <w:szCs w:val="20"/>
-        </w:rPr>
-        <w:t>University of Cincinnati</w:t>
-      </w:r>
-      <w:r>
-        <w:rPr>
-          <w:rFonts w:ascii="Ubuntu" w:hAnsi="Ubuntu"/>
-          <w:b/>
-          <w:bCs/>
-          <w:color w:val="auto"/>
-          <w:sz w:val="20"/>
-          <w:szCs w:val="20"/>
-        </w:rPr>
-        <w:t xml:space="preserve"> </w:t>
-      </w:r>
-      <w:r>
-        <w:rPr>
-          <w:rFonts w:ascii="Ubuntu" w:hAnsi="Ubuntu"/>
-          <w:b/>
-          <w:bCs/>
-          <w:color w:val="auto"/>
-          <w:sz w:val="20"/>
-          <w:szCs w:val="20"/>
-        </w:rPr>
-        <w:t>Carl H. Lindner College of Business</w:t>
-      </w:r>
-      <w:r>
-        <w:rPr>
-          <w:rFonts w:ascii="Ubuntu" w:hAnsi="Ubuntu"/>
-          <w:b/>
-          <w:bCs/>
-          <w:color w:val="auto"/>
-          <w:sz w:val="20"/>
-          <w:szCs w:val="20"/>
-        </w:rPr>
-        <w:tab/>
-      </w:r>
-      <w:r>
-        <w:rPr>
-          <w:rFonts w:ascii="Ubuntu" w:hAnsi="Ubuntu"/>
-          <w:b/>
-          <w:bCs/>
-          <w:color w:val="auto"/>
-          <w:sz w:val="20"/>
-          <w:szCs w:val="20"/>
-        </w:rPr>
-        <w:t xml:space="preserve">         </w:t>
-      </w:r>
-      <w:r>
-        <w:rPr>
-          <w:rFonts w:ascii="Ubuntu" w:hAnsi="Ubuntu"/>
-          <w:b/>
-          <w:bCs/>
-          <w:color w:val="auto"/>
-          <w:sz w:val="20"/>
-          <w:szCs w:val="20"/>
-        </w:rPr>
-        <w:tab/>
-      </w:r>
-      <w:r>
-        <w:rPr>
-          <w:rFonts w:ascii="Ubuntu" w:hAnsi="Ubuntu"/>
-          <w:b/>
-          <w:bCs/>
-          <w:color w:val="auto"/>
-          <w:sz w:val="20"/>
-          <w:szCs w:val="20"/>
-        </w:rPr>
-        <w:tab/>
-        <w:t xml:space="preserve">            </w:t>
-      </w:r>
-      <w:r>
-        <w:rPr>
-          <w:rFonts w:ascii="Ubuntu" w:hAnsi="Ubuntu"/>
-          <w:b/>
-          <w:bCs/>
-          <w:color w:val="auto"/>
-          <w:sz w:val="20"/>
-          <w:szCs w:val="20"/>
-        </w:rPr>
-        <w:t xml:space="preserve">      </w:t>
-      </w:r>
-      <w:r>
-        <w:rPr>
-          <w:rFonts w:ascii="Ubuntu" w:hAnsi="Ubuntu"/>
-          <w:b/>
-          <w:bCs/>
-          <w:color w:val="auto"/>
-          <w:sz w:val="20"/>
-          <w:szCs w:val="20"/>
-        </w:rPr>
-        <w:t xml:space="preserve">             </w:t>
-      </w:r>
-      <w:r>
-        <w:rPr>
-          <w:rFonts w:ascii="Ubuntu" w:hAnsi="Ubuntu"/>
-          <w:b/>
-          <w:bCs/>
-          <w:color w:val="auto"/>
-          <w:sz w:val="20"/>
-          <w:szCs w:val="20"/>
-        </w:rPr>
-        <w:t xml:space="preserve"> </w:t>
-      </w:r>
-      <w:r>
-        <w:rPr>
-          <w:rFonts w:ascii="Ubuntu" w:hAnsi="Ubuntu"/>
-          <w:b/>
-          <w:bCs/>
-          <w:color w:val="auto"/>
-          <w:sz w:val="20"/>
-          <w:szCs w:val="20"/>
-        </w:rPr>
-        <w:t xml:space="preserve">  </w:t>
-      </w:r>
-      <w:r>
-        <w:rPr>
-          <w:rFonts w:ascii="Ubuntu" w:hAnsi="Ubuntu"/>
-          <w:b/>
-          <w:bCs/>
-          <w:color w:val="auto"/>
-          <w:sz w:val="20"/>
-          <w:szCs w:val="20"/>
-        </w:rPr>
-        <w:t xml:space="preserve"> </w:t>
-      </w:r>
-      <w:r>
-        <w:rPr>
-          <w:rFonts w:ascii="Ubuntu" w:hAnsi="Ubuntu"/>
-          <w:b/>
-          <w:bCs/>
-          <w:color w:val="auto"/>
-          <w:sz w:val="20"/>
-          <w:szCs w:val="20"/>
-        </w:rPr>
-        <w:t>Jan. 2022 – May 2023</w:t>
-      </w:r>
-    </w:p>
-    <w:p>
-      <w:pPr>
-        <w:pStyle w:val="Default"/>
-        <w:spacing w:line="252" w:lineRule="auto"/>
-        <w:rPr>
-          <w:rFonts w:ascii="Ubuntu" w:hAnsi="Ubuntu"/>
-          <w:bCs/>
-          <w:i/>
-          <w:color w:val="auto"/>
-          <w:sz w:val="20"/>
-          <w:szCs w:val="20"/>
-        </w:rPr>
-      </w:pPr>
-      <w:r>
-        <w:rPr>
-          <w:rFonts w:ascii="Ubuntu" w:hAnsi="Ubuntu"/>
-          <w:bCs/>
-          <w:i/>
-          <w:color w:val="auto"/>
-          <w:sz w:val="20"/>
-          <w:szCs w:val="20"/>
-        </w:rPr>
-        <w:t>IT Help Desk Technician (Student Worker)</w:t>
-      </w:r>
-      <w:r>
-        <w:rPr>
-          <w:rFonts w:ascii="Ubuntu" w:hAnsi="Ubuntu"/>
-          <w:bCs/>
-          <w:i/>
-          <w:color w:val="auto"/>
-          <w:sz w:val="20"/>
-          <w:szCs w:val="20"/>
-        </w:rPr>
-        <w:tab/>
-      </w:r>
-      <w:r>
-        <w:rPr>
-          <w:rFonts w:ascii="Ubuntu" w:hAnsi="Ubuntu"/>
-          <w:bCs/>
-          <w:i/>
-          <w:color w:val="auto"/>
-          <w:sz w:val="20"/>
-          <w:szCs w:val="20"/>
-        </w:rPr>
-        <w:tab/>
-      </w:r>
-      <w:r>
-        <w:rPr>
-          <w:rFonts w:ascii="Ubuntu" w:hAnsi="Ubuntu"/>
-          <w:bCs/>
-          <w:i/>
-          <w:color w:val="auto"/>
-          <w:sz w:val="20"/>
-          <w:szCs w:val="20"/>
-        </w:rPr>
-        <w:tab/>
-        <w:t xml:space="preserve">            </w:t>
-      </w:r>
-      <w:r>
-        <w:rPr>
-          <w:rFonts w:ascii="Ubuntu" w:hAnsi="Ubuntu"/>
-          <w:bCs/>
-          <w:i/>
-          <w:color w:val="auto"/>
-          <w:sz w:val="20"/>
-          <w:szCs w:val="20"/>
-        </w:rPr>
-        <w:t xml:space="preserve">                     </w:t>
-      </w:r>
-      <w:r>
-        <w:rPr>
-          <w:rFonts w:ascii="Ubuntu" w:hAnsi="Ubuntu"/>
-          <w:bCs/>
-          <w:i/>
-          <w:color w:val="auto"/>
-          <w:sz w:val="20"/>
-          <w:szCs w:val="20"/>
-        </w:rPr>
-        <w:t xml:space="preserve"> </w:t>
-      </w:r>
-      <w:r>
-        <w:rPr>
-          <w:rFonts w:ascii="Ubuntu" w:hAnsi="Ubuntu"/>
-          <w:bCs/>
-          <w:i/>
-          <w:color w:val="auto"/>
-          <w:sz w:val="20"/>
-          <w:szCs w:val="20"/>
-        </w:rPr>
-        <w:t xml:space="preserve">                                        </w:t>
-      </w:r>
-      <w:r>
-        <w:rPr>
-          <w:rFonts w:ascii="Ubuntu" w:hAnsi="Ubuntu"/>
-          <w:bCs/>
-          <w:i/>
-          <w:color w:val="auto"/>
-          <w:sz w:val="20"/>
-          <w:szCs w:val="20"/>
-        </w:rPr>
-        <w:t xml:space="preserve">  </w:t>
-      </w:r>
-      <w:r>
-        <w:rPr>
-          <w:rFonts w:ascii="Ubuntu" w:hAnsi="Ubuntu"/>
-          <w:bCs/>
-          <w:i/>
-          <w:color w:val="auto"/>
-          <w:sz w:val="20"/>
-          <w:szCs w:val="20"/>
-        </w:rPr>
-        <w:t xml:space="preserve">      </w:t>
-      </w:r>
-      <w:r>
-        <w:rPr>
-          <w:rFonts w:ascii="Ubuntu" w:hAnsi="Ubuntu"/>
-          <w:bCs/>
-          <w:i/>
-          <w:color w:val="auto"/>
-          <w:sz w:val="20"/>
-          <w:szCs w:val="20"/>
-        </w:rPr>
-        <w:t>Cincinnati, OH</w:t>
+          <w:color w:val="auto"/>
+          <w:sz w:val="20"/>
+          <w:szCs w:val="20"/>
+        </w:rPr>
+      </w:pPr>
+      <w:r>
+        <w:rPr>
+          <w:rFonts w:ascii="Ubuntu" w:hAnsi="Ubuntu"/>
+          <w:color w:val="auto"/>
+          <w:sz w:val="20"/>
+          <w:szCs w:val="20"/>
+        </w:rPr>
+        <w:t xml:space="preserve">Led the development of integration services connecting ERP and CRM software used by clients.</w:t>
       </w:r>
     </w:p>
     <w:p>
@@ -1889,46 +635,24 @@
         <w:pStyle w:val="Default"/>
         <w:numPr>
           <w:ilvl w:val="0"/>
-          <w:numId w:val="25"/>
+          <w:numId w:val="19"/>
         </w:numPr>
-        <w:spacing w:line="252" w:lineRule="auto"/>
-        <w:rPr>
-          <w:rFonts w:ascii="Ubuntu" w:hAnsi="Ubuntu"/>
-          <w:bCs/>
-          <w:color w:val="auto"/>
-          <w:sz w:val="20"/>
-          <w:szCs w:val="20"/>
-        </w:rPr>
-      </w:pPr>
-      <w:r>
-        <w:rPr>
-          <w:rFonts w:ascii="Ubuntu" w:hAnsi="Ubuntu"/>
-          <w:bCs/>
-          <w:color w:val="auto"/>
-          <w:sz w:val="20"/>
-          <w:szCs w:val="20"/>
-        </w:rPr>
-        <w:t>Assisted with software installation, network troubleshooting, and computer</w:t>
-      </w:r>
-      <w:r>
-        <w:rPr>
-          <w:rFonts w:ascii="Ubuntu" w:hAnsi="Ubuntu"/>
-          <w:bCs/>
-          <w:color w:val="auto"/>
-          <w:sz w:val="20"/>
-          <w:szCs w:val="20"/>
-        </w:rPr>
-        <w:t xml:space="preserve"> </w:t>
-      </w:r>
-      <w:r>
-        <w:rPr>
-          <w:rFonts w:ascii="Ubuntu" w:hAnsi="Ubuntu"/>
-          <w:bCs/>
-          <w:color w:val="auto"/>
-          <w:sz w:val="20"/>
-          <w:szCs w:val="20"/>
-        </w:rPr>
-        <w:t>hardware repairs.</w:t>
+        <w:spacing w:after="10" w:line="252" w:lineRule="auto"/>
+        <w:rPr>
+          <w:rFonts w:ascii="Ubuntu" w:hAnsi="Ubuntu"/>
+          <w:color w:val="auto"/>
+          <w:sz w:val="20"/>
+          <w:szCs w:val="20"/>
+        </w:rPr>
+      </w:pPr>
+      <w:r>
+        <w:rPr>
+          <w:rFonts w:ascii="Ubuntu" w:hAnsi="Ubuntu"/>
+          <w:color w:val="auto"/>
+          <w:sz w:val="20"/>
+          <w:szCs w:val="20"/>
+        </w:rPr>
+        <w:t xml:space="preserve">Built integrations using C# .NET, REST APIs, Quartz.NET, and ProvideX.</w:t>
       </w:r>
     </w:p>
     <w:p>
@@ -1936,559 +660,24 @@
         <w:pStyle w:val="Default"/>
         <w:numPr>
           <w:ilvl w:val="0"/>
-          <w:numId w:val="25"/>
+          <w:numId w:val="19"/>
         </w:numPr>
-        <w:spacing w:line="252" w:lineRule="auto"/>
-        <w:rPr>
-          <w:rFonts w:ascii="Ubuntu" w:hAnsi="Ubuntu"/>
-          <w:bCs/>
-          <w:color w:val="auto"/>
-          <w:sz w:val="16"/>
-          <w:szCs w:val="20"/>
-        </w:rPr>
-      </w:pPr>
-      <w:r>
-        <w:rPr>
-          <w:rFonts w:ascii="Ubuntu" w:hAnsi="Ubuntu"/>
-          <w:bCs/>
-          <w:color w:val="auto"/>
-          <w:sz w:val="20"/>
-          <w:szCs w:val="20"/>
-        </w:rPr>
-        <w:t xml:space="preserve">Worked with other technicians to troubleshoot and repair AV </w:t>
-      </w:r>
-      <w:r>
-        <w:rPr>
-          <w:rFonts w:ascii="Ubuntu" w:hAnsi="Ubuntu"/>
-          <w:bCs/>
-          <w:color w:val="auto"/>
-          <w:sz w:val="20"/>
-          <w:szCs w:val="20"/>
-        </w:rPr>
-        <w:t xml:space="preserve">and classroom </w:t>
-      </w:r>
-      <w:r>
-        <w:rPr>
-          <w:rFonts w:ascii="Ubuntu" w:hAnsi="Ubuntu"/>
-          <w:bCs/>
-          <w:color w:val="auto"/>
-          <w:sz w:val="20"/>
-          <w:szCs w:val="20"/>
-        </w:rPr>
-        <w:t>equipment.</w:t>
-      </w:r>
-    </w:p>
-    <w:p>
-      <w:pPr>
-        <w:pStyle w:val="Default"/>
-        <w:spacing w:line="252" w:lineRule="auto"/>
-        <w:ind w:left="360"/>
-        <w:rPr>
-          <w:rFonts w:ascii="Ubuntu" w:hAnsi="Ubuntu"/>
-          <w:bCs/>
-          <w:color w:val="auto"/>
-          <w:sz w:val="16"/>
-          <w:szCs w:val="16"/>
-        </w:rPr>
-      </w:pPr>
-    </w:p>
-    <w:p>
-      <w:pPr>
-        <w:pStyle w:val="Default"/>
-        <w:spacing w:line="252" w:lineRule="auto"/>
-        <w:rPr>
-          <w:rFonts w:ascii="Ubuntu" w:hAnsi="Ubuntu"/>
-          <w:color w:val="auto"/>
-          <w:sz w:val="20"/>
-          <w:szCs w:val="20"/>
-        </w:rPr>
-      </w:pPr>
-      <w:r>
-        <w:rPr>
-          <w:rFonts w:ascii="Ubuntu" w:hAnsi="Ubuntu"/>
-          <w:b/>
-          <w:bCs/>
-          <w:color w:val="auto"/>
-          <w:sz w:val="20"/>
-          <w:szCs w:val="20"/>
-        </w:rPr>
-        <w:t>Phototype</w:t>
-      </w:r>
-      <w:r>
-        <w:rPr>
-          <w:rFonts w:ascii="Ubuntu" w:hAnsi="Ubuntu"/>
-          <w:b/>
-          <w:bCs/>
-          <w:color w:val="auto"/>
-          <w:sz w:val="20"/>
-          <w:szCs w:val="20"/>
-        </w:rPr>
-        <w:t xml:space="preserve"> </w:t>
-      </w:r>
-      <w:r>
-        <w:rPr>
-          <w:rFonts w:ascii="Ubuntu" w:hAnsi="Ubuntu"/>
-          <w:b/>
-          <w:bCs/>
-          <w:color w:val="auto"/>
-          <w:sz w:val="20"/>
-          <w:szCs w:val="20"/>
-        </w:rPr>
-        <w:tab/>
-      </w:r>
-      <w:r>
-        <w:rPr>
-          <w:rFonts w:ascii="Ubuntu" w:hAnsi="Ubuntu"/>
-          <w:b/>
-          <w:bCs/>
-          <w:color w:val="auto"/>
-          <w:sz w:val="20"/>
-          <w:szCs w:val="20"/>
-        </w:rPr>
-        <w:tab/>
-      </w:r>
-      <w:r>
-        <w:rPr>
-          <w:rFonts w:ascii="Ubuntu" w:hAnsi="Ubuntu"/>
-          <w:b/>
-          <w:bCs/>
-          <w:color w:val="auto"/>
-          <w:sz w:val="20"/>
-          <w:szCs w:val="20"/>
-        </w:rPr>
-        <w:tab/>
-      </w:r>
-      <w:r>
-        <w:rPr>
-          <w:rFonts w:ascii="Ubuntu" w:hAnsi="Ubuntu"/>
-          <w:b/>
-          <w:bCs/>
-          <w:color w:val="auto"/>
-          <w:sz w:val="20"/>
-          <w:szCs w:val="20"/>
-        </w:rPr>
-        <w:tab/>
-      </w:r>
-      <w:r>
-        <w:rPr>
-          <w:rFonts w:ascii="Ubuntu" w:hAnsi="Ubuntu"/>
-          <w:b/>
-          <w:bCs/>
-          <w:color w:val="auto"/>
-          <w:sz w:val="20"/>
-          <w:szCs w:val="20"/>
-        </w:rPr>
-        <w:tab/>
-      </w:r>
-      <w:r>
-        <w:rPr>
-          <w:rFonts w:ascii="Ubuntu" w:hAnsi="Ubuntu"/>
-          <w:b/>
-          <w:bCs/>
-          <w:color w:val="auto"/>
-          <w:sz w:val="20"/>
-          <w:szCs w:val="20"/>
-        </w:rPr>
-        <w:tab/>
-      </w:r>
-      <w:r>
-        <w:rPr>
-          <w:rFonts w:ascii="Ubuntu" w:hAnsi="Ubuntu"/>
-          <w:b/>
-          <w:bCs/>
-          <w:color w:val="auto"/>
-          <w:sz w:val="20"/>
-          <w:szCs w:val="20"/>
-        </w:rPr>
-        <w:tab/>
-      </w:r>
-      <w:r>
-        <w:rPr>
-          <w:rFonts w:ascii="Ubuntu" w:hAnsi="Ubuntu"/>
-          <w:b/>
-          <w:bCs/>
-          <w:color w:val="auto"/>
-          <w:sz w:val="20"/>
-          <w:szCs w:val="20"/>
-        </w:rPr>
-        <w:tab/>
-        <w:t xml:space="preserve">     </w:t>
-      </w:r>
-      <w:r>
-        <w:rPr>
-          <w:rFonts w:ascii="Ubuntu" w:hAnsi="Ubuntu"/>
-          <w:b/>
-          <w:bCs/>
-          <w:color w:val="auto"/>
-          <w:sz w:val="20"/>
-          <w:szCs w:val="20"/>
-        </w:rPr>
-        <w:tab/>
-        <w:t xml:space="preserve"> </w:t>
-      </w:r>
-      <w:r>
-        <w:rPr>
-          <w:rFonts w:ascii="Ubuntu" w:hAnsi="Ubuntu"/>
-          <w:b/>
-          <w:bCs/>
-          <w:color w:val="auto"/>
-          <w:sz w:val="20"/>
-          <w:szCs w:val="20"/>
-        </w:rPr>
-        <w:t xml:space="preserve">  </w:t>
-      </w:r>
-      <w:r>
-        <w:rPr>
-          <w:rFonts w:ascii="Ubuntu" w:hAnsi="Ubuntu"/>
-          <w:b/>
-          <w:bCs/>
-          <w:color w:val="auto"/>
-          <w:sz w:val="20"/>
-          <w:szCs w:val="20"/>
-        </w:rPr>
-        <w:t xml:space="preserve">                   </w:t>
-      </w:r>
-      <w:r>
-        <w:rPr>
-          <w:rFonts w:ascii="Ubuntu" w:hAnsi="Ubuntu"/>
-          <w:b/>
-          <w:bCs/>
-          <w:color w:val="auto"/>
-          <w:sz w:val="20"/>
-          <w:szCs w:val="20"/>
-        </w:rPr>
-        <w:t xml:space="preserve">   </w:t>
-      </w:r>
-      <w:r>
-        <w:rPr>
-          <w:rFonts w:ascii="Ubuntu" w:hAnsi="Ubuntu"/>
-          <w:b/>
-          <w:bCs/>
-          <w:color w:val="auto"/>
-          <w:sz w:val="20"/>
-          <w:szCs w:val="20"/>
-        </w:rPr>
-        <w:t xml:space="preserve">       </w:t>
-      </w:r>
-      <w:r>
-        <w:rPr>
-          <w:rFonts w:ascii="Ubuntu" w:hAnsi="Ubuntu"/>
-          <w:b/>
-          <w:bCs/>
-          <w:color w:val="auto"/>
-          <w:sz w:val="20"/>
-          <w:szCs w:val="20"/>
-        </w:rPr>
-        <w:t xml:space="preserve"> </w:t>
-      </w:r>
-      <w:r>
-        <w:rPr>
-          <w:rFonts w:ascii="Ubuntu" w:hAnsi="Ubuntu"/>
-          <w:b/>
-          <w:bCs/>
-          <w:color w:val="auto"/>
-          <w:sz w:val="20"/>
-          <w:szCs w:val="20"/>
-        </w:rPr>
-        <w:t xml:space="preserve"> </w:t>
-      </w:r>
-      <w:r>
-        <w:rPr>
-          <w:rFonts w:ascii="Ubuntu" w:hAnsi="Ubuntu"/>
-          <w:b/>
-          <w:bCs/>
-          <w:color w:val="auto"/>
-          <w:sz w:val="20"/>
-          <w:szCs w:val="20"/>
-        </w:rPr>
-        <w:t>May</w:t>
-      </w:r>
-      <w:r>
-        <w:rPr>
-          <w:rFonts w:ascii="Ubuntu" w:hAnsi="Ubuntu"/>
-          <w:b/>
-          <w:bCs/>
-          <w:color w:val="auto"/>
-          <w:sz w:val="20"/>
-          <w:szCs w:val="20"/>
-        </w:rPr>
-        <w:t xml:space="preserve"> </w:t>
-      </w:r>
-      <w:r>
-        <w:rPr>
-          <w:rFonts w:ascii="Ubuntu" w:hAnsi="Ubuntu"/>
-          <w:b/>
-          <w:bCs/>
-          <w:color w:val="auto"/>
-          <w:sz w:val="20"/>
-          <w:szCs w:val="20"/>
-        </w:rPr>
-        <w:t>2018</w:t>
-      </w:r>
-      <w:r>
-        <w:rPr>
-          <w:rFonts w:ascii="Ubuntu" w:hAnsi="Ubuntu"/>
-          <w:b/>
-          <w:bCs/>
-          <w:color w:val="auto"/>
-          <w:sz w:val="20"/>
-          <w:szCs w:val="20"/>
-        </w:rPr>
-        <w:t xml:space="preserve"> – </w:t>
-      </w:r>
-      <w:r>
-        <w:rPr>
-          <w:rFonts w:ascii="Ubuntu" w:hAnsi="Ubuntu"/>
-          <w:b/>
-          <w:bCs/>
-          <w:color w:val="auto"/>
-          <w:sz w:val="20"/>
-          <w:szCs w:val="20"/>
-        </w:rPr>
-        <w:t>Aug.</w:t>
-      </w:r>
-      <w:r>
-        <w:rPr>
-          <w:rFonts w:ascii="Ubuntu" w:hAnsi="Ubuntu"/>
-          <w:b/>
-          <w:bCs/>
-          <w:color w:val="auto"/>
-          <w:sz w:val="20"/>
-          <w:szCs w:val="20"/>
-        </w:rPr>
-        <w:t xml:space="preserve"> </w:t>
-      </w:r>
-      <w:r>
-        <w:rPr>
-          <w:rFonts w:ascii="Ubuntu" w:hAnsi="Ubuntu"/>
-          <w:b/>
-          <w:bCs/>
-          <w:color w:val="auto"/>
-          <w:sz w:val="20"/>
-          <w:szCs w:val="20"/>
-        </w:rPr>
-        <w:t>2019</w:t>
-      </w:r>
-    </w:p>
-    <w:p>
-      <w:pPr>
-        <w:pStyle w:val="Default"/>
-        <w:spacing w:line="252" w:lineRule="auto"/>
-        <w:rPr>
-          <w:rFonts w:ascii="Ubuntu" w:hAnsi="Ubuntu"/>
-          <w:color w:val="auto"/>
-          <w:sz w:val="20"/>
-          <w:szCs w:val="20"/>
-        </w:rPr>
-      </w:pPr>
-      <w:r>
-        <w:rPr>
-          <w:rFonts w:ascii="Ubuntu" w:hAnsi="Ubuntu"/>
-          <w:i/>
-          <w:iCs/>
-          <w:color w:val="auto"/>
-          <w:sz w:val="20"/>
-          <w:szCs w:val="20"/>
-        </w:rPr>
-        <w:t>Application Development</w:t>
-      </w:r>
-      <w:r>
-        <w:rPr>
-          <w:rFonts w:ascii="Ubuntu" w:hAnsi="Ubuntu"/>
-          <w:i/>
-          <w:iCs/>
-          <w:color w:val="auto"/>
-          <w:sz w:val="20"/>
-          <w:szCs w:val="20"/>
-        </w:rPr>
-        <w:t xml:space="preserve"> Intern</w:t>
-      </w:r>
-      <w:r>
-        <w:rPr>
-          <w:rFonts w:ascii="Ubuntu" w:hAnsi="Ubuntu"/>
-          <w:i/>
-          <w:iCs/>
-          <w:color w:val="auto"/>
-          <w:sz w:val="20"/>
-          <w:szCs w:val="20"/>
-        </w:rPr>
-        <w:t xml:space="preserve"> </w:t>
-      </w:r>
-      <w:r>
-        <w:rPr>
-          <w:rFonts w:ascii="Ubuntu" w:hAnsi="Ubuntu"/>
-          <w:i/>
-          <w:iCs/>
-          <w:color w:val="auto"/>
-          <w:sz w:val="20"/>
-          <w:szCs w:val="20"/>
-        </w:rPr>
-        <w:tab/>
-      </w:r>
-      <w:r>
-        <w:rPr>
-          <w:rFonts w:ascii="Ubuntu" w:hAnsi="Ubuntu"/>
-          <w:i/>
-          <w:iCs/>
-          <w:color w:val="auto"/>
-          <w:sz w:val="20"/>
-          <w:szCs w:val="20"/>
-        </w:rPr>
-        <w:tab/>
-      </w:r>
-      <w:r>
-        <w:rPr>
-          <w:rFonts w:ascii="Ubuntu" w:hAnsi="Ubuntu"/>
-          <w:i/>
-          <w:iCs/>
-          <w:color w:val="auto"/>
-          <w:sz w:val="20"/>
-          <w:szCs w:val="20"/>
-        </w:rPr>
-        <w:tab/>
-      </w:r>
-      <w:r>
-        <w:rPr>
-          <w:rFonts w:ascii="Ubuntu" w:hAnsi="Ubuntu"/>
-          <w:i/>
-          <w:iCs/>
-          <w:color w:val="auto"/>
-          <w:sz w:val="20"/>
-          <w:szCs w:val="20"/>
-        </w:rPr>
-        <w:tab/>
-      </w:r>
-      <w:r>
-        <w:rPr>
-          <w:rFonts w:ascii="Ubuntu" w:hAnsi="Ubuntu"/>
-          <w:i/>
-          <w:iCs/>
-          <w:color w:val="auto"/>
-          <w:sz w:val="20"/>
-          <w:szCs w:val="20"/>
-        </w:rPr>
-        <w:tab/>
-      </w:r>
-      <w:r>
-        <w:rPr>
-          <w:rFonts w:ascii="Ubuntu" w:hAnsi="Ubuntu"/>
-          <w:i/>
-          <w:iCs/>
-          <w:color w:val="auto"/>
-          <w:sz w:val="20"/>
-          <w:szCs w:val="20"/>
-        </w:rPr>
-        <w:tab/>
-      </w:r>
-      <w:r>
-        <w:rPr>
-          <w:rFonts w:ascii="Ubuntu" w:hAnsi="Ubuntu"/>
-          <w:i/>
-          <w:iCs/>
-          <w:color w:val="auto"/>
-          <w:sz w:val="20"/>
-          <w:szCs w:val="20"/>
-        </w:rPr>
-        <w:tab/>
-      </w:r>
-      <w:r>
-        <w:rPr>
-          <w:rFonts w:ascii="Ubuntu" w:hAnsi="Ubuntu"/>
-          <w:i/>
-          <w:iCs/>
-          <w:color w:val="auto"/>
-          <w:sz w:val="20"/>
-          <w:szCs w:val="20"/>
-        </w:rPr>
-        <w:tab/>
-      </w:r>
-      <w:r>
-        <w:rPr>
-          <w:rFonts w:ascii="Ubuntu" w:hAnsi="Ubuntu"/>
-          <w:i/>
-          <w:iCs/>
-          <w:color w:val="auto"/>
-          <w:sz w:val="20"/>
-          <w:szCs w:val="20"/>
-        </w:rPr>
-        <w:tab/>
-      </w:r>
-      <w:r>
-        <w:rPr>
-          <w:rFonts w:ascii="Ubuntu" w:hAnsi="Ubuntu"/>
-          <w:i/>
-          <w:iCs/>
-          <w:color w:val="auto"/>
-          <w:sz w:val="20"/>
-          <w:szCs w:val="20"/>
-        </w:rPr>
-        <w:t xml:space="preserve">                 </w:t>
-      </w:r>
-      <w:r>
-        <w:rPr>
-          <w:rFonts w:ascii="Ubuntu" w:hAnsi="Ubuntu"/>
-          <w:i/>
-          <w:iCs/>
-          <w:color w:val="auto"/>
-          <w:sz w:val="20"/>
-          <w:szCs w:val="20"/>
-        </w:rPr>
-        <w:t xml:space="preserve"> </w:t>
-      </w:r>
-      <w:r>
-        <w:rPr>
-          <w:rFonts w:ascii="Ubuntu" w:hAnsi="Ubuntu"/>
-          <w:i/>
-          <w:iCs/>
-          <w:color w:val="auto"/>
-          <w:sz w:val="20"/>
-          <w:szCs w:val="20"/>
-        </w:rPr>
-        <w:t xml:space="preserve">  </w:t>
-      </w:r>
-      <w:r>
-        <w:rPr>
-          <w:rFonts w:ascii="Ubuntu" w:hAnsi="Ubuntu"/>
-          <w:i/>
-          <w:iCs/>
-          <w:color w:val="auto"/>
-          <w:sz w:val="20"/>
-          <w:szCs w:val="20"/>
-        </w:rPr>
-        <w:t>Cincinnati</w:t>
-      </w:r>
-      <w:r>
-        <w:rPr>
-          <w:rFonts w:ascii="Ubuntu" w:hAnsi="Ubuntu"/>
-          <w:i/>
-          <w:iCs/>
-          <w:color w:val="auto"/>
-          <w:sz w:val="20"/>
-          <w:szCs w:val="20"/>
-        </w:rPr>
-        <w:t xml:space="preserve">, </w:t>
-      </w:r>
-      <w:r>
-        <w:rPr>
-          <w:rFonts w:ascii="Ubuntu" w:hAnsi="Ubuntu"/>
-          <w:i/>
-          <w:iCs/>
-          <w:color w:val="auto"/>
-          <w:sz w:val="20"/>
-          <w:szCs w:val="20"/>
-        </w:rPr>
-        <w:t>OH</w:t>
-      </w:r>
-      <w:r>
-        <w:rPr>
-          <w:rFonts w:ascii="Ubuntu" w:hAnsi="Ubuntu"/>
-          <w:i/>
-          <w:iCs/>
-          <w:color w:val="auto"/>
-          <w:sz w:val="20"/>
-          <w:szCs w:val="20"/>
-        </w:rPr>
-        <w:t xml:space="preserve"> </w:t>
+        <w:spacing w:after="10" w:line="252" w:lineRule="auto"/>
+        <w:rPr>
+          <w:rFonts w:ascii="Ubuntu" w:hAnsi="Ubuntu"/>
+          <w:color w:val="auto"/>
+          <w:sz w:val="20"/>
+          <w:szCs w:val="20"/>
+        </w:rPr>
+      </w:pPr>
+      <w:r>
+        <w:rPr>
+          <w:rFonts w:ascii="Ubuntu" w:hAnsi="Ubuntu"/>
+          <w:color w:val="auto"/>
+          <w:sz w:val="20"/>
+          <w:szCs w:val="20"/>
+        </w:rPr>
+        <w:t xml:space="preserve">Worked directly with clients to implement requested product features, resolve integration issues, and provide technical support using BeyondTrust/Bomgar.</w:t>
       </w:r>
     </w:p>
     <w:p>
@@ -2496,26 +685,24 @@
         <w:pStyle w:val="Default"/>
         <w:numPr>
           <w:ilvl w:val="0"/>
-          <w:numId w:val="22"/>
+          <w:numId w:val="19"/>
         </w:numPr>
-        <w:spacing w:line="252" w:lineRule="auto"/>
-        <w:rPr>
-          <w:rFonts w:ascii="Ubuntu" w:hAnsi="Ubuntu"/>
-          <w:bCs/>
-          <w:color w:val="auto"/>
-          <w:sz w:val="20"/>
-          <w:szCs w:val="20"/>
-        </w:rPr>
-      </w:pPr>
-      <w:r>
-        <w:rPr>
-          <w:rFonts w:ascii="Ubuntu" w:hAnsi="Ubuntu"/>
-          <w:bCs/>
-          <w:color w:val="auto"/>
-          <w:sz w:val="20"/>
-          <w:szCs w:val="20"/>
-        </w:rPr>
-        <w:t>Helped improve internal business tools by designing reports, organizing documentation, restructuring sales data, refining the CRM platform, and assisting with QA testing.</w:t>
+        <w:spacing w:after="10" w:line="252" w:lineRule="auto"/>
+        <w:rPr>
+          <w:rFonts w:ascii="Ubuntu" w:hAnsi="Ubuntu"/>
+          <w:color w:val="auto"/>
+          <w:sz w:val="20"/>
+          <w:szCs w:val="20"/>
+        </w:rPr>
+      </w:pPr>
+      <w:r>
+        <w:rPr>
+          <w:rFonts w:ascii="Ubuntu" w:hAnsi="Ubuntu"/>
+          <w:color w:val="auto"/>
+          <w:sz w:val="20"/>
+          <w:szCs w:val="20"/>
+        </w:rPr>
+        <w:t xml:space="preserve">Earned Acumatica ERP and Creatio CRM certifications within 60 days.</w:t>
       </w:r>
     </w:p>
     <w:p>
@@ -2524,10 +711,142 @@
         <w:spacing w:line="252" w:lineRule="auto"/>
         <w:rPr>
           <w:rFonts w:ascii="Ubuntu" w:hAnsi="Ubuntu"/>
+          <w:color w:val="auto"/>
+          <w:sz w:val="12"/>
+          <w:szCs w:val="12"/>
+        </w:rPr>
+      </w:pPr>
+    </w:p>
+    <w:p>
+      <w:pPr>
+        <w:pStyle w:val="Default"/>
+        <w:tabs>
+          <w:tab w:val="right" w:pos="10870"/>
+        </w:tabs>
+        <w:spacing w:line="252" w:lineRule="auto"/>
+        <w:rPr>
+          <w:rFonts w:ascii="Ubuntu" w:hAnsi="Ubuntu"/>
+          <w:color w:val="auto"/>
+          <w:sz w:val="20"/>
+          <w:szCs w:val="20"/>
+        </w:rPr>
+      </w:pPr>
+      <w:r>
+        <w:rPr>
+          <w:rFonts w:ascii="Ubuntu" w:hAnsi="Ubuntu"/>
+          <w:b/>
           <w:bCs/>
           <w:color w:val="auto"/>
-          <w:sz w:val="16"/>
-          <w:szCs w:val="16"/>
+          <w:sz w:val="20"/>
+          <w:szCs w:val="20"/>
+        </w:rPr>
+        <w:t xml:space="preserve">Phototype</w:t>
+      </w:r>
+      <w:r>
+        <w:rPr>
+          <w:rFonts w:ascii="Ubuntu" w:hAnsi="Ubuntu"/>
+          <w:b/>
+          <w:bCs/>
+          <w:color w:val="auto"/>
+          <w:sz w:val="20"/>
+          <w:szCs w:val="20"/>
+        </w:rPr>
+        <w:tab/>
+      </w:r>
+      <w:r>
+        <w:rPr>
+          <w:rFonts w:ascii="Ubuntu" w:hAnsi="Ubuntu"/>
+          <w:b/>
+          <w:bCs/>
+          <w:color w:val="auto"/>
+          <w:sz w:val="20"/>
+          <w:szCs w:val="20"/>
+        </w:rPr>
+        <w:t xml:space="preserve">May 2018 – Aug. 2019</w:t>
+      </w:r>
+    </w:p>
+    <w:p>
+      <w:pPr>
+        <w:pStyle w:val="Default"/>
+        <w:tabs>
+          <w:tab w:val="right" w:pos="10870"/>
+        </w:tabs>
+        <w:spacing w:line="252" w:lineRule="auto"/>
+        <w:rPr>
+          <w:rFonts w:ascii="Ubuntu" w:hAnsi="Ubuntu"/>
+          <w:color w:val="auto"/>
+          <w:sz w:val="20"/>
+          <w:szCs w:val="20"/>
+        </w:rPr>
+      </w:pPr>
+      <w:r>
+        <w:rPr>
+          <w:rFonts w:ascii="Ubuntu" w:hAnsi="Ubuntu"/>
+          <w:i/>
+          <w:iCs/>
+          <w:color w:val="auto"/>
+          <w:sz w:val="20"/>
+          <w:szCs w:val="20"/>
+        </w:rPr>
+        <w:t xml:space="preserve">Application Development Intern</w:t>
+      </w:r>
+      <w:r>
+        <w:rPr>
+          <w:rFonts w:ascii="Ubuntu" w:hAnsi="Ubuntu"/>
+          <w:i/>
+          <w:iCs/>
+          <w:color w:val="auto"/>
+          <w:sz w:val="20"/>
+          <w:szCs w:val="20"/>
+        </w:rPr>
+        <w:tab/>
+      </w:r>
+      <w:r>
+        <w:rPr>
+          <w:rFonts w:ascii="Ubuntu" w:hAnsi="Ubuntu"/>
+          <w:i/>
+          <w:iCs/>
+          <w:color w:val="auto"/>
+          <w:sz w:val="20"/>
+          <w:szCs w:val="20"/>
+        </w:rPr>
+        <w:t xml:space="preserve">Cincinnati, OH</w:t>
+      </w:r>
+    </w:p>
+    <w:p>
+      <w:pPr>
+        <w:pStyle w:val="Default"/>
+        <w:numPr>
+          <w:ilvl w:val="0"/>
+          <w:numId w:val="19"/>
+        </w:numPr>
+        <w:spacing w:after="10" w:line="252" w:lineRule="auto"/>
+        <w:rPr>
+          <w:rFonts w:ascii="Ubuntu" w:hAnsi="Ubuntu"/>
+          <w:color w:val="auto"/>
+          <w:sz w:val="20"/>
+          <w:szCs w:val="20"/>
+        </w:rPr>
+      </w:pPr>
+      <w:r>
+        <w:rPr>
+          <w:rFonts w:ascii="Ubuntu" w:hAnsi="Ubuntu"/>
+          <w:color w:val="auto"/>
+          <w:sz w:val="20"/>
+          <w:szCs w:val="20"/>
+        </w:rPr>
+        <w:t xml:space="preserve">Helped improve internal business tools by designing reports, organizing documentation, restructuring sales data, refining the CRM platform, and assisting with QA testing.</w:t>
+      </w:r>
+    </w:p>
+    <w:p>
+      <w:pPr>
+        <w:pStyle w:val="Default"/>
+        <w:spacing w:line="252" w:lineRule="auto"/>
+        <w:rPr>
+          <w:rFonts w:ascii="Ubuntu" w:hAnsi="Ubuntu"/>
+          <w:color w:val="auto"/>
+          <w:sz w:val="12"/>
+          <w:szCs w:val="12"/>
         </w:rPr>
       </w:pPr>
     </w:p>
@@ -2540,12 +859,48 @@
         <w:spacing w:line="252" w:lineRule="auto"/>
         <w:rPr>
           <w:rFonts w:ascii="Ubuntu" w:hAnsi="Ubuntu"/>
+          <w:color w:val="auto"/>
+          <w:sz w:val="22"/>
+          <w:szCs w:val="22"/>
+        </w:rPr>
+      </w:pPr>
+      <w:r>
+        <w:rPr>
+          <w:rFonts w:ascii="Ubuntu" w:hAnsi="Ubuntu"/>
           <w:b/>
           <w:bCs/>
           <w:color w:val="auto"/>
           <w:sz w:val="22"/>
           <w:szCs w:val="22"/>
         </w:rPr>
+        <w:t xml:space="preserve">PROJECTS</w:t>
+      </w:r>
+    </w:p>
+    <w:p>
+      <w:pPr>
+        <w:pStyle w:val="Default"/>
+        <w:spacing w:line="252" w:lineRule="auto"/>
+        <w:rPr>
+          <w:rFonts w:ascii="Ubuntu" w:hAnsi="Ubuntu"/>
+          <w:color w:val="auto"/>
+          <w:sz w:val="10"/>
+          <w:szCs w:val="10"/>
+        </w:rPr>
+      </w:pPr>
+    </w:p>
+    <w:p>
+      <w:pPr>
+        <w:pStyle w:val="Default"/>
+        <w:tabs>
+          <w:tab w:val="right" w:pos="10870"/>
+        </w:tabs>
+        <w:spacing w:line="252" w:lineRule="auto"/>
+        <w:rPr>
+          <w:rFonts w:ascii="Ubuntu" w:hAnsi="Ubuntu"/>
+          <w:color w:val="auto"/>
+          <w:sz w:val="20"/>
+          <w:szCs w:val="20"/>
+        </w:rPr>
       </w:pPr>
       <w:r>
         <w:rPr>
@@ -2553,38 +908,31 @@
           <w:b/>
           <w:bCs/>
           <w:color w:val="auto"/>
-          <w:sz w:val="22"/>
-          <w:szCs w:val="22"/>
-        </w:rPr>
-        <w:t>PROJECTS</w:t>
-      </w:r>
-    </w:p>
-    <w:p>
-      <w:pPr>
-        <w:pStyle w:val="Default"/>
-        <w:spacing w:line="252" w:lineRule="auto"/>
+          <w:sz w:val="20"/>
+          <w:szCs w:val="20"/>
+        </w:rPr>
+        <w:t xml:space="preserve">Miniature Maps | </w:t>
+      </w:r>
+      <w:r>
+        <w:rPr>
+          <w:rFonts w:ascii="Ubuntu" w:hAnsi="Ubuntu"/>
+          <w:color w:val="auto"/>
+          <w:sz w:val="20"/>
+          <w:szCs w:val="20"/>
+        </w:rPr>
+        <w:t xml:space="preserve">QGIS, Blender, SolidWorks, Inkscape</w:t>
+      </w:r>
+      <w:r>
         <w:rPr>
           <w:rFonts w:ascii="Ubuntu" w:hAnsi="Ubuntu"/>
           <w:b/>
           <w:bCs/>
           <w:color w:val="auto"/>
-          <w:sz w:val="10"/>
-          <w:szCs w:val="10"/>
-        </w:rPr>
-      </w:pPr>
-    </w:p>
-    <w:p>
-      <w:pPr>
-        <w:pStyle w:val="Default"/>
-        <w:spacing w:line="252" w:lineRule="auto"/>
-        <w:rPr>
-          <w:rFonts w:ascii="Ubuntu" w:hAnsi="Ubuntu"/>
-          <w:bCs/>
-          <w:color w:val="auto"/>
-          <w:sz w:val="20"/>
-          <w:szCs w:val="20"/>
-        </w:rPr>
-      </w:pPr>
+          <w:sz w:val="20"/>
+          <w:szCs w:val="20"/>
+        </w:rPr>
+        <w:tab/>
+      </w:r>
       <w:r>
         <w:rPr>
           <w:rFonts w:ascii="Ubuntu" w:hAnsi="Ubuntu"/>
@@ -2594,226 +942,7 @@
           <w:sz w:val="20"/>
           <w:szCs w:val="20"/>
         </w:rPr>
-        <w:t>3D Map Creator</w:t>
-      </w:r>
-      <w:r>
-        <w:rPr>
-          <w:rFonts w:ascii="Ubuntu" w:hAnsi="Ubuntu"/>
-          <w:b/>
-          <w:bCs/>
-          <w:color w:val="auto"/>
-          <w:sz w:val="20"/>
-          <w:szCs w:val="20"/>
-        </w:rPr>
-        <w:t xml:space="preserve"> | </w:t>
-      </w:r>
-      <w:r>
-        <w:rPr>
-          <w:rFonts w:ascii="Ubuntu" w:hAnsi="Ubuntu"/>
-          <w:color w:val="auto"/>
-          <w:sz w:val="20"/>
-          <w:szCs w:val="20"/>
-        </w:rPr>
-        <w:t>Python, Blender, OpenStreetMap</w:t>
-      </w:r>
-      <w:r>
-        <w:rPr>
-          <w:rFonts w:ascii="Ubuntu" w:hAnsi="Ubuntu"/>
-          <w:b/>
-          <w:bCs/>
-          <w:color w:val="auto"/>
-          <w:sz w:val="20"/>
-          <w:szCs w:val="20"/>
-        </w:rPr>
-        <w:tab/>
-      </w:r>
-      <w:r>
-        <w:rPr>
-          <w:rFonts w:ascii="Ubuntu" w:hAnsi="Ubuntu"/>
-          <w:b/>
-          <w:bCs/>
-          <w:color w:val="auto"/>
-          <w:sz w:val="20"/>
-          <w:szCs w:val="20"/>
-        </w:rPr>
-        <w:tab/>
-      </w:r>
-      <w:r>
-        <w:rPr>
-          <w:rFonts w:ascii="Ubuntu" w:hAnsi="Ubuntu"/>
-          <w:b/>
-          <w:bCs/>
-          <w:color w:val="auto"/>
-          <w:sz w:val="20"/>
-          <w:szCs w:val="20"/>
-        </w:rPr>
-        <w:tab/>
-      </w:r>
-      <w:r>
-        <w:rPr>
-          <w:rFonts w:ascii="Ubuntu" w:hAnsi="Ubuntu"/>
-          <w:b/>
-          <w:bCs/>
-          <w:color w:val="auto"/>
-          <w:sz w:val="20"/>
-          <w:szCs w:val="20"/>
-        </w:rPr>
-        <w:tab/>
-      </w:r>
-      <w:r>
-        <w:rPr>
-          <w:rFonts w:ascii="Ubuntu" w:hAnsi="Ubuntu"/>
-          <w:b/>
-          <w:bCs/>
-          <w:color w:val="auto"/>
-          <w:sz w:val="20"/>
-          <w:szCs w:val="20"/>
-        </w:rPr>
-        <w:tab/>
-        <w:t xml:space="preserve">   </w:t>
-      </w:r>
-      <w:r>
-        <w:rPr>
-          <w:rFonts w:ascii="Ubuntu" w:hAnsi="Ubuntu"/>
-          <w:b/>
-          <w:bCs/>
-          <w:color w:val="auto"/>
-          <w:sz w:val="20"/>
-          <w:szCs w:val="20"/>
-        </w:rPr>
-        <w:t xml:space="preserve">         </w:t>
-      </w:r>
-      <w:r>
-        <w:rPr>
-          <w:rFonts w:ascii="Ubuntu" w:hAnsi="Ubuntu"/>
-          <w:b/>
-          <w:bCs/>
-          <w:color w:val="auto"/>
-          <w:sz w:val="20"/>
-          <w:szCs w:val="20"/>
-        </w:rPr>
-        <w:t xml:space="preserve">     </w:t>
-      </w:r>
-      <w:r>
-        <w:rPr>
-          <w:rFonts w:ascii="Ubuntu" w:hAnsi="Ubuntu"/>
-          <w:b/>
-          <w:bCs/>
-          <w:color w:val="auto"/>
-          <w:sz w:val="20"/>
-          <w:szCs w:val="20"/>
-        </w:rPr>
-        <w:t xml:space="preserve">  </w:t>
-      </w:r>
-      <w:r>
-        <w:rPr>
-          <w:rFonts w:ascii="Ubuntu" w:hAnsi="Ubuntu"/>
-          <w:b/>
-          <w:bCs/>
-          <w:color w:val="auto"/>
-          <w:sz w:val="20"/>
-          <w:szCs w:val="20"/>
-        </w:rPr>
-        <w:t xml:space="preserve"> </w:t>
-      </w:r>
-      <w:r>
-        <w:rPr>
-          <w:rFonts w:ascii="Ubuntu" w:hAnsi="Ubuntu"/>
-          <w:b/>
-          <w:bCs/>
-          <w:color w:val="auto"/>
-          <w:sz w:val="20"/>
-          <w:szCs w:val="20"/>
-        </w:rPr>
-        <w:t xml:space="preserve"> </w:t>
-      </w:r>
-      <w:r>
-        <w:rPr>
-          <w:rFonts w:ascii="Ubuntu" w:hAnsi="Ubuntu"/>
-          <w:b/>
-          <w:bCs/>
-          <w:color w:val="auto"/>
-          <w:sz w:val="20"/>
-          <w:szCs w:val="20"/>
-        </w:rPr>
-        <w:t>June</w:t>
-      </w:r>
-      <w:r>
-        <w:rPr>
-          <w:rFonts w:ascii="Ubuntu" w:hAnsi="Ubuntu"/>
-          <w:b/>
-          <w:bCs/>
-          <w:color w:val="auto"/>
-          <w:sz w:val="20"/>
-          <w:szCs w:val="20"/>
-        </w:rPr>
-        <w:t xml:space="preserve"> </w:t>
-      </w:r>
-      <w:r>
-        <w:rPr>
-          <w:rFonts w:ascii="Ubuntu" w:hAnsi="Ubuntu"/>
-          <w:b/>
-          <w:bCs/>
-          <w:color w:val="auto"/>
-          <w:sz w:val="20"/>
-          <w:szCs w:val="20"/>
-        </w:rPr>
-        <w:t>202</w:t>
-      </w:r>
-      <w:r>
-        <w:rPr>
-          <w:rFonts w:ascii="Ubuntu" w:hAnsi="Ubuntu"/>
-          <w:b/>
-          <w:bCs/>
-          <w:color w:val="auto"/>
-          <w:sz w:val="20"/>
-          <w:szCs w:val="20"/>
-        </w:rPr>
-        <w:t>6</w:t>
-      </w:r>
-      <w:r>
-        <w:rPr>
-          <w:rFonts w:ascii="Ubuntu" w:hAnsi="Ubuntu"/>
-          <w:b/>
-          <w:bCs/>
-          <w:color w:val="auto"/>
-          <w:sz w:val="20"/>
-          <w:szCs w:val="20"/>
-        </w:rPr>
-        <w:t xml:space="preserve"> </w:t>
-      </w:r>
-      <w:r>
-        <w:rPr>
-          <w:rFonts w:ascii="Ubuntu" w:hAnsi="Ubuntu"/>
-          <w:b/>
-          <w:bCs/>
-          <w:color w:val="auto"/>
-          <w:sz w:val="20"/>
-          <w:szCs w:val="20"/>
-        </w:rPr>
-        <w:t xml:space="preserve">– </w:t>
-      </w:r>
-      <w:r>
-        <w:rPr>
-          <w:rFonts w:ascii="Ubuntu" w:hAnsi="Ubuntu"/>
-          <w:b/>
-          <w:bCs/>
-          <w:color w:val="auto"/>
-          <w:sz w:val="20"/>
-          <w:szCs w:val="20"/>
-        </w:rPr>
-        <w:t>Presen</w:t>
-      </w:r>
-      <w:r>
-        <w:rPr>
-          <w:rFonts w:ascii="Ubuntu" w:hAnsi="Ubuntu"/>
-          <w:b/>
-          <w:bCs/>
-          <w:color w:val="auto"/>
-          <w:sz w:val="20"/>
-          <w:szCs w:val="20"/>
-        </w:rPr>
-        <w:t>t</w:t>
+        <w:t xml:space="preserve">Oct. 2023 – Present</w:t>
       </w:r>
     </w:p>
     <w:p>
@@ -2821,26 +950,24 @@
         <w:pStyle w:val="Default"/>
         <w:numPr>
           <w:ilvl w:val="0"/>
-          <w:numId w:val="13"/>
+          <w:numId w:val="19"/>
         </w:numPr>
-        <w:spacing w:line="252" w:lineRule="auto"/>
-        <w:rPr>
-          <w:rFonts w:ascii="Ubuntu" w:hAnsi="Ubuntu"/>
-          <w:bCs/>
-          <w:color w:val="auto"/>
-          <w:sz w:val="16"/>
-          <w:szCs w:val="16"/>
-        </w:rPr>
-      </w:pPr>
-      <w:r>
-        <w:rPr>
-          <w:rFonts w:ascii="Ubuntu" w:hAnsi="Ubuntu"/>
-          <w:bCs/>
-          <w:color w:val="auto"/>
-          <w:sz w:val="20"/>
-          <w:szCs w:val="20"/>
-        </w:rPr>
-        <w:t>Developing a Blender-based automation tool that converts geographic data into 3D-printable miniature maps.</w:t>
+        <w:spacing w:after="10" w:line="252" w:lineRule="auto"/>
+        <w:rPr>
+          <w:rFonts w:ascii="Ubuntu" w:hAnsi="Ubuntu"/>
+          <w:color w:val="auto"/>
+          <w:sz w:val="20"/>
+          <w:szCs w:val="20"/>
+        </w:rPr>
+      </w:pPr>
+      <w:r>
+        <w:rPr>
+          <w:rFonts w:ascii="Ubuntu" w:hAnsi="Ubuntu"/>
+          <w:color w:val="auto"/>
+          <w:sz w:val="20"/>
+          <w:szCs w:val="20"/>
+        </w:rPr>
+        <w:t xml:space="preserve">Manually design and publish detailed miniature maps under the Jarvizar name, reaching more than 30K followers and 175K downloads across my published models.</w:t>
       </w:r>
     </w:p>
     <w:p>
@@ -2848,75 +975,47 @@
         <w:pStyle w:val="Default"/>
         <w:numPr>
           <w:ilvl w:val="0"/>
-          <w:numId w:val="13"/>
+          <w:numId w:val="19"/>
         </w:numPr>
-        <w:spacing w:line="252" w:lineRule="auto"/>
-        <w:rPr>
-          <w:rFonts w:ascii="Ubuntu" w:hAnsi="Ubuntu"/>
-          <w:bCs/>
-          <w:color w:val="auto"/>
-          <w:sz w:val="16"/>
-          <w:szCs w:val="16"/>
-        </w:rPr>
-      </w:pPr>
-      <w:r>
-        <w:rPr>
-          <w:rFonts w:ascii="Ubuntu" w:hAnsi="Ubuntu"/>
-          <w:bCs/>
-          <w:sz w:val="20"/>
-          <w:szCs w:val="20"/>
-        </w:rPr>
-        <w:t xml:space="preserve">Automates the generation and processing of terrain, buildings, roads, water, </w:t>
-      </w:r>
-      <w:r>
-        <w:rPr>
-          <w:rFonts w:ascii="Ubuntu" w:hAnsi="Ubuntu"/>
-          <w:bCs/>
-          <w:sz w:val="20"/>
-          <w:szCs w:val="20"/>
-        </w:rPr>
-        <w:t>surface details</w:t>
-      </w:r>
-      <w:r>
-        <w:rPr>
-          <w:rFonts w:ascii="Ubuntu" w:hAnsi="Ubuntu"/>
-          <w:bCs/>
-          <w:sz w:val="20"/>
-          <w:szCs w:val="20"/>
-        </w:rPr>
-        <w:t>, trees, bridges, and other map features for multicolor 3D printing.</w:t>
-      </w:r>
-      <w:r>
-        <w:rPr>
-          <w:rFonts w:ascii="Ubuntu" w:hAnsi="Ubuntu"/>
-          <w:bCs/>
-          <w:sz w:val="20"/>
-          <w:szCs w:val="20"/>
-        </w:rPr>
-        <w:t xml:space="preserve"> Inspired by my manually created miniature maps.</w:t>
+        <w:spacing w:after="10" w:line="252" w:lineRule="auto"/>
+        <w:rPr>
+          <w:rFonts w:ascii="Ubuntu" w:hAnsi="Ubuntu"/>
+          <w:color w:val="auto"/>
+          <w:sz w:val="20"/>
+          <w:szCs w:val="20"/>
+        </w:rPr>
+      </w:pPr>
+      <w:r>
+        <w:rPr>
+          <w:rFonts w:ascii="Ubuntu" w:hAnsi="Ubuntu"/>
+          <w:color w:val="auto"/>
+          <w:sz w:val="20"/>
+          <w:szCs w:val="20"/>
+        </w:rPr>
+        <w:t xml:space="preserve">Create each model through a hands-on workflow of data preparation, modeling, cleanup, and print preparation.</w:t>
       </w:r>
     </w:p>
     <w:p>
       <w:pPr>
         <w:pStyle w:val="Default"/>
         <w:spacing w:line="252" w:lineRule="auto"/>
-        <w:ind w:left="360"/>
-        <w:rPr>
-          <w:rFonts w:ascii="Ubuntu" w:hAnsi="Ubuntu"/>
-          <w:bCs/>
-          <w:color w:val="auto"/>
-          <w:sz w:val="16"/>
-          <w:szCs w:val="16"/>
+        <w:rPr>
+          <w:rFonts w:ascii="Ubuntu" w:hAnsi="Ubuntu"/>
+          <w:color w:val="auto"/>
+          <w:sz w:val="12"/>
+          <w:szCs w:val="12"/>
         </w:rPr>
       </w:pPr>
     </w:p>
     <w:p>
       <w:pPr>
         <w:pStyle w:val="Default"/>
+        <w:tabs>
+          <w:tab w:val="right" w:pos="10870"/>
+        </w:tabs>
         <w:spacing w:line="252" w:lineRule="auto"/>
         <w:rPr>
           <w:rFonts w:ascii="Ubuntu" w:hAnsi="Ubuntu"/>
-          <w:bCs/>
           <w:color w:val="auto"/>
           <w:sz w:val="20"/>
           <w:szCs w:val="20"/>
@@ -2931,7 +1030,16 @@
           <w:sz w:val="20"/>
           <w:szCs w:val="20"/>
         </w:rPr>
-        <w:t>Miniature Maps</w:t>
+        <w:t xml:space="preserve">3D Map Creator | </w:t>
+      </w:r>
+      <w:r>
+        <w:rPr>
+          <w:rFonts w:ascii="Ubuntu" w:hAnsi="Ubuntu"/>
+          <w:color w:val="auto"/>
+          <w:sz w:val="20"/>
+          <w:szCs w:val="20"/>
+        </w:rPr>
+        <w:t xml:space="preserve">Python, Blender, Overture Maps</w:t>
       </w:r>
       <w:r>
         <w:rPr>
@@ -2942,16 +1050,7 @@
           <w:sz w:val="20"/>
           <w:szCs w:val="20"/>
         </w:rPr>
-        <w:t xml:space="preserve"> | </w:t>
-      </w:r>
-      <w:r>
-        <w:rPr>
-          <w:rFonts w:ascii="Ubuntu" w:hAnsi="Ubuntu"/>
-          <w:color w:val="auto"/>
-          <w:sz w:val="20"/>
-          <w:szCs w:val="20"/>
-        </w:rPr>
-        <w:t>QGIS, Blender, SolidWorks</w:t>
+        <w:tab/>
       </w:r>
       <w:r>
         <w:rPr>
@@ -2962,140 +1061,7 @@
           <w:sz w:val="20"/>
           <w:szCs w:val="20"/>
         </w:rPr>
-        <w:tab/>
-      </w:r>
-      <w:r>
-        <w:rPr>
-          <w:rFonts w:ascii="Ubuntu" w:hAnsi="Ubuntu"/>
-          <w:b/>
-          <w:bCs/>
-          <w:color w:val="auto"/>
-          <w:sz w:val="20"/>
-          <w:szCs w:val="20"/>
-        </w:rPr>
-        <w:tab/>
-      </w:r>
-      <w:r>
-        <w:rPr>
-          <w:rFonts w:ascii="Ubuntu" w:hAnsi="Ubuntu"/>
-          <w:b/>
-          <w:bCs/>
-          <w:color w:val="auto"/>
-          <w:sz w:val="20"/>
-          <w:szCs w:val="20"/>
-        </w:rPr>
-        <w:tab/>
-      </w:r>
-      <w:r>
-        <w:rPr>
-          <w:rFonts w:ascii="Ubuntu" w:hAnsi="Ubuntu"/>
-          <w:b/>
-          <w:bCs/>
-          <w:color w:val="auto"/>
-          <w:sz w:val="20"/>
-          <w:szCs w:val="20"/>
-        </w:rPr>
-        <w:tab/>
-      </w:r>
-      <w:r>
-        <w:rPr>
-          <w:rFonts w:ascii="Ubuntu" w:hAnsi="Ubuntu"/>
-          <w:b/>
-          <w:bCs/>
-          <w:color w:val="auto"/>
-          <w:sz w:val="20"/>
-          <w:szCs w:val="20"/>
-        </w:rPr>
-        <w:tab/>
-        <w:t xml:space="preserve">            </w:t>
-      </w:r>
-      <w:r>
-        <w:rPr>
-          <w:rFonts w:ascii="Ubuntu" w:hAnsi="Ubuntu"/>
-          <w:b/>
-          <w:bCs/>
-          <w:color w:val="auto"/>
-          <w:sz w:val="20"/>
-          <w:szCs w:val="20"/>
-        </w:rPr>
-        <w:t xml:space="preserve">        </w:t>
-      </w:r>
-      <w:r>
-        <w:rPr>
-          <w:rFonts w:ascii="Ubuntu" w:hAnsi="Ubuntu"/>
-          <w:b/>
-          <w:bCs/>
-          <w:color w:val="auto"/>
-          <w:sz w:val="20"/>
-          <w:szCs w:val="20"/>
-        </w:rPr>
-        <w:t xml:space="preserve"> </w:t>
-      </w:r>
-      <w:r>
-        <w:rPr>
-          <w:rFonts w:ascii="Ubuntu" w:hAnsi="Ubuntu"/>
-          <w:b/>
-          <w:bCs/>
-          <w:color w:val="auto"/>
-          <w:sz w:val="20"/>
-          <w:szCs w:val="20"/>
-        </w:rPr>
-        <w:t xml:space="preserve">             </w:t>
-      </w:r>
-      <w:r>
-        <w:rPr>
-          <w:rFonts w:ascii="Ubuntu" w:hAnsi="Ubuntu"/>
-          <w:b/>
-          <w:bCs/>
-          <w:color w:val="auto"/>
-          <w:sz w:val="20"/>
-          <w:szCs w:val="20"/>
-        </w:rPr>
-        <w:t xml:space="preserve">   Oct</w:t>
-      </w:r>
-      <w:r>
-        <w:rPr>
-          <w:rFonts w:ascii="Ubuntu" w:hAnsi="Ubuntu"/>
-          <w:b/>
-          <w:bCs/>
-          <w:color w:val="auto"/>
-          <w:sz w:val="20"/>
-          <w:szCs w:val="20"/>
-        </w:rPr>
-        <w:t>. 202</w:t>
-      </w:r>
-      <w:r>
-        <w:rPr>
-          <w:rFonts w:ascii="Ubuntu" w:hAnsi="Ubuntu"/>
-          <w:b/>
-          <w:bCs/>
-          <w:color w:val="auto"/>
-          <w:sz w:val="20"/>
-          <w:szCs w:val="20"/>
-        </w:rPr>
-        <w:t>3</w:t>
-      </w:r>
-      <w:r>
-        <w:rPr>
-          <w:rFonts w:ascii="Ubuntu" w:hAnsi="Ubuntu"/>
-          <w:b/>
-          <w:bCs/>
-          <w:color w:val="auto"/>
-          <w:sz w:val="20"/>
-          <w:szCs w:val="20"/>
-        </w:rPr>
-        <w:t xml:space="preserve"> – </w:t>
-      </w:r>
-      <w:r>
-        <w:rPr>
-          <w:rFonts w:ascii="Ubuntu" w:hAnsi="Ubuntu"/>
-          <w:b/>
-          <w:bCs/>
-          <w:color w:val="auto"/>
-          <w:sz w:val="20"/>
-          <w:szCs w:val="20"/>
-        </w:rPr>
-        <w:t>Present</w:t>
+        <w:t xml:space="preserve">June 2026 – Present</w:t>
       </w:r>
     </w:p>
     <w:p>
@@ -3103,88 +1069,24 @@
         <w:pStyle w:val="Default"/>
         <w:numPr>
           <w:ilvl w:val="0"/>
-          <w:numId w:val="23"/>
+          <w:numId w:val="19"/>
         </w:numPr>
-        <w:spacing w:line="252" w:lineRule="auto"/>
-        <w:rPr>
-          <w:rFonts w:ascii="Ubuntu" w:hAnsi="Ubuntu"/>
-          <w:bCs/>
-          <w:color w:val="auto"/>
-          <w:sz w:val="16"/>
-          <w:szCs w:val="16"/>
-        </w:rPr>
-      </w:pPr>
-      <w:r>
-        <w:rPr>
-          <w:rFonts w:ascii="Ubuntu" w:hAnsi="Ubuntu"/>
-          <w:bCs/>
-          <w:color w:val="auto"/>
-          <w:sz w:val="20"/>
-          <w:szCs w:val="20"/>
-        </w:rPr>
-        <w:t xml:space="preserve">Manually design and publish detailed miniature maps under the </w:t>
-      </w:r>
-      <w:proofErr w:type="spellStart"/>
-      <w:r>
-        <w:rPr>
-          <w:rFonts w:ascii="Ubuntu" w:hAnsi="Ubuntu"/>
-          <w:bCs/>
-          <w:color w:val="auto"/>
-          <w:sz w:val="20"/>
-          <w:szCs w:val="20"/>
-        </w:rPr>
-        <w:t>Jarvizar</w:t>
-      </w:r>
-      <w:proofErr w:type="spellEnd"/>
-      <w:r>
-        <w:rPr>
-          <w:rFonts w:ascii="Ubuntu" w:hAnsi="Ubuntu"/>
-          <w:bCs/>
-          <w:color w:val="auto"/>
-          <w:sz w:val="20"/>
-          <w:szCs w:val="20"/>
-        </w:rPr>
-        <w:t xml:space="preserve"> name, reaching more than 30</w:t>
-      </w:r>
-      <w:r>
-        <w:rPr>
-          <w:rFonts w:ascii="Ubuntu" w:hAnsi="Ubuntu"/>
-          <w:bCs/>
-          <w:color w:val="auto"/>
-          <w:sz w:val="20"/>
-          <w:szCs w:val="20"/>
-        </w:rPr>
-        <w:t>K</w:t>
-      </w:r>
-      <w:r>
-        <w:rPr>
-          <w:rFonts w:ascii="Ubuntu" w:hAnsi="Ubuntu"/>
-          <w:bCs/>
-          <w:color w:val="auto"/>
-          <w:sz w:val="20"/>
-          <w:szCs w:val="20"/>
-        </w:rPr>
-        <w:t xml:space="preserve"> followers and 175</w:t>
-      </w:r>
-      <w:r>
-        <w:rPr>
-          <w:rFonts w:ascii="Ubuntu" w:hAnsi="Ubuntu"/>
-          <w:bCs/>
-          <w:color w:val="auto"/>
-          <w:sz w:val="20"/>
-          <w:szCs w:val="20"/>
-        </w:rPr>
-        <w:t>K</w:t>
-      </w:r>
-      <w:r>
-        <w:rPr>
-          <w:rFonts w:ascii="Ubuntu" w:hAnsi="Ubuntu"/>
-          <w:bCs/>
-          <w:color w:val="auto"/>
-          <w:sz w:val="20"/>
-          <w:szCs w:val="20"/>
-        </w:rPr>
-        <w:t xml:space="preserve"> downloads across my published models.</w:t>
+        <w:spacing w:after="10" w:line="252" w:lineRule="auto"/>
+        <w:rPr>
+          <w:rFonts w:ascii="Ubuntu" w:hAnsi="Ubuntu"/>
+          <w:color w:val="auto"/>
+          <w:sz w:val="20"/>
+          <w:szCs w:val="20"/>
+        </w:rPr>
+      </w:pPr>
+      <w:r>
+        <w:rPr>
+          <w:rFonts w:ascii="Ubuntu" w:hAnsi="Ubuntu"/>
+          <w:color w:val="auto"/>
+          <w:sz w:val="20"/>
+          <w:szCs w:val="20"/>
+        </w:rPr>
+        <w:t xml:space="preserve">Developing a Blender add-on that converts geographic data into 3D-printable miniature maps.</w:t>
       </w:r>
     </w:p>
     <w:p>
@@ -3192,107 +1094,52 @@
         <w:pStyle w:val="Default"/>
         <w:numPr>
           <w:ilvl w:val="0"/>
-          <w:numId w:val="23"/>
+          <w:numId w:val="19"/>
         </w:numPr>
-        <w:spacing w:line="252" w:lineRule="auto"/>
-        <w:rPr>
-          <w:rFonts w:ascii="Ubuntu" w:hAnsi="Ubuntu"/>
-          <w:bCs/>
-          <w:color w:val="auto"/>
-          <w:sz w:val="20"/>
-          <w:szCs w:val="20"/>
-        </w:rPr>
-      </w:pPr>
-      <w:r>
-        <w:rPr>
-          <w:rFonts w:ascii="Ubuntu" w:hAnsi="Ubuntu"/>
-          <w:bCs/>
-          <w:color w:val="auto"/>
-          <w:sz w:val="20"/>
-          <w:szCs w:val="20"/>
-        </w:rPr>
-        <w:t xml:space="preserve">Create each model through a hands-on workflow using QGIS, Blender, SolidWorks, </w:t>
-      </w:r>
-      <w:r>
-        <w:rPr>
-          <w:rFonts w:ascii="Ubuntu" w:hAnsi="Ubuntu"/>
-          <w:bCs/>
-          <w:color w:val="auto"/>
-          <w:sz w:val="20"/>
-          <w:szCs w:val="20"/>
-        </w:rPr>
-        <w:t xml:space="preserve">and </w:t>
-      </w:r>
-      <w:proofErr w:type="spellStart"/>
-      <w:r>
-        <w:rPr>
-          <w:rFonts w:ascii="Ubuntu" w:hAnsi="Ubuntu"/>
-          <w:bCs/>
-          <w:color w:val="auto"/>
-          <w:sz w:val="20"/>
-          <w:szCs w:val="20"/>
-        </w:rPr>
-        <w:t>InkScape</w:t>
-      </w:r>
-      <w:proofErr w:type="spellEnd"/>
-      <w:r>
-        <w:rPr>
-          <w:rFonts w:ascii="Ubuntu" w:hAnsi="Ubuntu"/>
-          <w:bCs/>
-          <w:color w:val="auto"/>
-          <w:sz w:val="20"/>
-          <w:szCs w:val="20"/>
-        </w:rPr>
-        <w:t xml:space="preserve">, </w:t>
-      </w:r>
-      <w:r>
-        <w:rPr>
-          <w:rFonts w:ascii="Ubuntu" w:hAnsi="Ubuntu"/>
-          <w:bCs/>
-          <w:color w:val="auto"/>
-          <w:sz w:val="20"/>
-          <w:szCs w:val="20"/>
-        </w:rPr>
-        <w:t>including geographic data preparation, modeling, cleanup, and print preparation</w:t>
-      </w:r>
-      <w:r>
-        <w:rPr>
-          <w:rFonts w:ascii="Ubuntu" w:hAnsi="Ubuntu"/>
-          <w:bCs/>
-          <w:color w:val="auto"/>
-          <w:sz w:val="20"/>
-          <w:szCs w:val="20"/>
-        </w:rPr>
-        <w:t>.</w:t>
+        <w:spacing w:after="10" w:line="252" w:lineRule="auto"/>
+        <w:rPr>
+          <w:rFonts w:ascii="Ubuntu" w:hAnsi="Ubuntu"/>
+          <w:color w:val="auto"/>
+          <w:sz w:val="20"/>
+          <w:szCs w:val="20"/>
+        </w:rPr>
+      </w:pPr>
+      <w:r>
+        <w:rPr>
+          <w:rFonts w:ascii="Ubuntu" w:hAnsi="Ubuntu"/>
+          <w:color w:val="auto"/>
+          <w:sz w:val="20"/>
+          <w:szCs w:val="20"/>
+        </w:rPr>
+        <w:t xml:space="preserve">Automates the generation of terrain, buildings, roads, bridges, trees, water, and surface details using Overture Maps and elevation data, with optional LiDAR building detail. Exports STL or 3MF for multicolor 3D printing.</w:t>
       </w:r>
     </w:p>
     <w:p>
       <w:pPr>
         <w:pStyle w:val="Default"/>
         <w:spacing w:line="252" w:lineRule="auto"/>
-        <w:ind w:left="360"/>
-        <w:rPr>
-          <w:rFonts w:ascii="Ubuntu" w:hAnsi="Ubuntu"/>
-          <w:bCs/>
-          <w:color w:val="auto"/>
-          <w:sz w:val="16"/>
-          <w:szCs w:val="16"/>
+        <w:rPr>
+          <w:rFonts w:ascii="Ubuntu" w:hAnsi="Ubuntu"/>
+          <w:color w:val="auto"/>
+          <w:sz w:val="12"/>
+          <w:szCs w:val="12"/>
         </w:rPr>
       </w:pPr>
     </w:p>
     <w:p>
       <w:pPr>
         <w:pStyle w:val="Default"/>
+        <w:tabs>
+          <w:tab w:val="right" w:pos="10870"/>
+        </w:tabs>
         <w:spacing w:line="252" w:lineRule="auto"/>
         <w:rPr>
           <w:rFonts w:ascii="Ubuntu" w:hAnsi="Ubuntu"/>
-          <w:bCs/>
-          <w:color w:val="auto"/>
-          <w:sz w:val="20"/>
-          <w:szCs w:val="20"/>
-        </w:rPr>
-      </w:pPr>
-      <w:proofErr w:type="spellStart"/>
+          <w:color w:val="auto"/>
+          <w:sz w:val="20"/>
+          <w:szCs w:val="20"/>
+        </w:rPr>
+      </w:pPr>
       <w:r>
         <w:rPr>
           <w:rFonts w:ascii="Ubuntu" w:hAnsi="Ubuntu"/>
@@ -3302,9 +1149,17 @@
           <w:sz w:val="20"/>
           <w:szCs w:val="20"/>
         </w:rPr>
-        <w:t>CityDriver</w:t>
-      </w:r>
-      <w:proofErr w:type="spellEnd"/>
+        <w:t xml:space="preserve">CityDriver &amp; Coastline | </w:t>
+      </w:r>
+      <w:r>
+        <w:rPr>
+          <w:rFonts w:ascii="Ubuntu" w:hAnsi="Ubuntu"/>
+          <w:color w:val="auto"/>
+          <w:sz w:val="20"/>
+          <w:szCs w:val="20"/>
+        </w:rPr>
+        <w:t xml:space="preserve">JavaScript, Three.js, Vite, Electron</w:t>
+      </w:r>
       <w:r>
         <w:rPr>
           <w:rFonts w:ascii="Ubuntu" w:hAnsi="Ubuntu"/>
@@ -3314,7 +1169,7 @@
           <w:sz w:val="20"/>
           <w:szCs w:val="20"/>
         </w:rPr>
-        <w:t xml:space="preserve"> | </w:t>
+        <w:tab/>
       </w:r>
       <w:r>
         <w:rPr>
@@ -3325,150 +1180,7 @@
           <w:sz w:val="20"/>
           <w:szCs w:val="20"/>
         </w:rPr>
-        <w:t>J</w:t>
-      </w:r>
-      <w:r>
-        <w:rPr>
-          <w:rFonts w:ascii="Ubuntu" w:hAnsi="Ubuntu"/>
-          <w:color w:val="auto"/>
-          <w:sz w:val="20"/>
-          <w:szCs w:val="20"/>
-        </w:rPr>
-        <w:t>avaScript, Three.js, Vite, Electron</w:t>
-      </w:r>
-      <w:r>
-        <w:rPr>
-          <w:rFonts w:ascii="Ubuntu" w:hAnsi="Ubuntu"/>
-          <w:b/>
-          <w:bCs/>
-          <w:color w:val="auto"/>
-          <w:sz w:val="20"/>
-          <w:szCs w:val="20"/>
-        </w:rPr>
-        <w:tab/>
-      </w:r>
-      <w:r>
-        <w:rPr>
-          <w:rFonts w:ascii="Ubuntu" w:hAnsi="Ubuntu"/>
-          <w:b/>
-          <w:bCs/>
-          <w:color w:val="auto"/>
-          <w:sz w:val="20"/>
-          <w:szCs w:val="20"/>
-        </w:rPr>
-        <w:tab/>
-      </w:r>
-      <w:r>
-        <w:rPr>
-          <w:rFonts w:ascii="Ubuntu" w:hAnsi="Ubuntu"/>
-          <w:b/>
-          <w:bCs/>
-          <w:color w:val="auto"/>
-          <w:sz w:val="20"/>
-          <w:szCs w:val="20"/>
-        </w:rPr>
-        <w:tab/>
-      </w:r>
-      <w:r>
-        <w:rPr>
-          <w:rFonts w:ascii="Ubuntu" w:hAnsi="Ubuntu"/>
-          <w:b/>
-          <w:bCs/>
-          <w:color w:val="auto"/>
-          <w:sz w:val="20"/>
-          <w:szCs w:val="20"/>
-        </w:rPr>
-        <w:tab/>
-      </w:r>
-      <w:r>
-        <w:rPr>
-          <w:rFonts w:ascii="Ubuntu" w:hAnsi="Ubuntu"/>
-          <w:b/>
-          <w:bCs/>
-          <w:color w:val="auto"/>
-          <w:sz w:val="20"/>
-          <w:szCs w:val="20"/>
-        </w:rPr>
-        <w:tab/>
-      </w:r>
-      <w:r>
-        <w:rPr>
-          <w:rFonts w:ascii="Ubuntu" w:hAnsi="Ubuntu"/>
-          <w:b/>
-          <w:bCs/>
-          <w:color w:val="auto"/>
-          <w:sz w:val="20"/>
-          <w:szCs w:val="20"/>
-        </w:rPr>
-        <w:t xml:space="preserve"> </w:t>
-      </w:r>
-      <w:r>
-        <w:rPr>
-          <w:rFonts w:ascii="Ubuntu" w:hAnsi="Ubuntu"/>
-          <w:b/>
-          <w:bCs/>
-          <w:color w:val="auto"/>
-          <w:sz w:val="20"/>
-          <w:szCs w:val="20"/>
-        </w:rPr>
-        <w:tab/>
-        <w:t xml:space="preserve"> </w:t>
-      </w:r>
-      <w:r>
-        <w:rPr>
-          <w:rFonts w:ascii="Ubuntu" w:hAnsi="Ubuntu"/>
-          <w:b/>
-          <w:bCs/>
-          <w:color w:val="auto"/>
-          <w:sz w:val="20"/>
-          <w:szCs w:val="20"/>
-        </w:rPr>
-        <w:tab/>
-        <w:t xml:space="preserve"> Aug.</w:t>
-      </w:r>
-      <w:r>
-        <w:rPr>
-          <w:rFonts w:ascii="Ubuntu" w:hAnsi="Ubuntu"/>
-          <w:b/>
-          <w:bCs/>
-          <w:color w:val="auto"/>
-          <w:sz w:val="20"/>
-          <w:szCs w:val="20"/>
-        </w:rPr>
-        <w:t xml:space="preserve"> 202</w:t>
-      </w:r>
-      <w:r>
-        <w:rPr>
-          <w:rFonts w:ascii="Ubuntu" w:hAnsi="Ubuntu"/>
-          <w:b/>
-          <w:bCs/>
-          <w:color w:val="auto"/>
-          <w:sz w:val="20"/>
-          <w:szCs w:val="20"/>
-        </w:rPr>
-        <w:t>5</w:t>
-      </w:r>
-      <w:r>
-        <w:rPr>
-          <w:rFonts w:ascii="Ubuntu" w:hAnsi="Ubuntu"/>
-          <w:b/>
-          <w:bCs/>
-          <w:color w:val="auto"/>
-          <w:sz w:val="20"/>
-          <w:szCs w:val="20"/>
-        </w:rPr>
-        <w:t xml:space="preserve"> – </w:t>
-      </w:r>
-      <w:r>
-        <w:rPr>
-          <w:rFonts w:ascii="Ubuntu" w:hAnsi="Ubuntu"/>
-          <w:b/>
-          <w:bCs/>
-          <w:color w:val="auto"/>
-          <w:sz w:val="20"/>
-          <w:szCs w:val="20"/>
-        </w:rPr>
-        <w:t>Sept. 2026</w:t>
+        <w:t xml:space="preserve">Aug. 2025 – Sept. 2026</w:t>
       </w:r>
     </w:p>
     <w:p>
@@ -3476,39 +1188,84 @@
         <w:pStyle w:val="Default"/>
         <w:numPr>
           <w:ilvl w:val="0"/>
-          <w:numId w:val="27"/>
+          <w:numId w:val="19"/>
         </w:numPr>
-        <w:spacing w:line="252" w:lineRule="auto"/>
-        <w:rPr>
-          <w:rFonts w:ascii="Ubuntu" w:hAnsi="Ubuntu"/>
-          <w:bCs/>
-          <w:color w:val="auto"/>
-          <w:sz w:val="16"/>
-          <w:szCs w:val="16"/>
-        </w:rPr>
-      </w:pPr>
-      <w:r>
-        <w:rPr>
-          <w:rFonts w:ascii="Ubuntu" w:hAnsi="Ubuntu"/>
-          <w:bCs/>
-          <w:color w:val="auto"/>
-          <w:sz w:val="20"/>
-          <w:szCs w:val="20"/>
-        </w:rPr>
-        <w:t>Built a 3D arcade taxi game with procedurally generated, continuously streamed city environments, dynamic traffic, pedestrians, weather, and a fare/progression system.</w:t>
+        <w:spacing w:after="10" w:line="252" w:lineRule="auto"/>
+        <w:rPr>
+          <w:rFonts w:ascii="Ubuntu" w:hAnsi="Ubuntu"/>
+          <w:color w:val="auto"/>
+          <w:sz w:val="20"/>
+          <w:szCs w:val="20"/>
+        </w:rPr>
+      </w:pPr>
+      <w:hyperlink r:id="rId15" w:history="1">
+        <w:r>
+          <w:rPr>
+            <w:rStyle w:val="Hyperlink"/>
+            <w:rFonts w:ascii="Ubuntu" w:hAnsi="Ubuntu"/>
+            <w:sz w:val="20"/>
+            <w:szCs w:val="20"/>
+            <w:u w:val="none"/>
+          </w:rPr>
+          <w:t xml:space="preserve">CityDriver</w:t>
+        </w:r>
+      </w:hyperlink>
+      <w:r>
+        <w:rPr>
+          <w:rFonts w:ascii="Ubuntu" w:hAnsi="Ubuntu"/>
+          <w:color w:val="auto"/>
+          <w:sz w:val="20"/>
+          <w:szCs w:val="20"/>
+        </w:rPr>
+        <w:t xml:space="preserve">: 3D arcade taxi game with procedurally generated, continuously streamed city environments, dynamic traffic, pedestrians, weather, and a fare/progression system.</w:t>
       </w:r>
     </w:p>
     <w:p>
       <w:pPr>
         <w:pStyle w:val="Default"/>
+        <w:numPr>
+          <w:ilvl w:val="0"/>
+          <w:numId w:val="19"/>
+        </w:numPr>
+        <w:spacing w:after="10" w:line="252" w:lineRule="auto"/>
+        <w:rPr>
+          <w:rFonts w:ascii="Ubuntu" w:hAnsi="Ubuntu"/>
+          <w:color w:val="auto"/>
+          <w:sz w:val="20"/>
+          <w:szCs w:val="20"/>
+        </w:rPr>
+      </w:pPr>
+      <w:hyperlink r:id="rId16" w:history="1">
+        <w:r>
+          <w:rPr>
+            <w:rStyle w:val="Hyperlink"/>
+            <w:rFonts w:ascii="Ubuntu" w:hAnsi="Ubuntu"/>
+            <w:sz w:val="20"/>
+            <w:szCs w:val="20"/>
+            <w:u w:val="none"/>
+          </w:rPr>
+          <w:t xml:space="preserve">Coastline</w:t>
+        </w:r>
+      </w:hyperlink>
+      <w:r>
+        <w:rPr>
+          <w:rFonts w:ascii="Ubuntu" w:hAnsi="Ubuntu"/>
+          <w:color w:val="auto"/>
+          <w:sz w:val="20"/>
+          <w:szCs w:val="20"/>
+        </w:rPr>
+        <w:t xml:space="preserve">: endless driving game across seven routes. All terrain, models, and audio are generated in code.</w:t>
+      </w:r>
+    </w:p>
+    <w:p>
+      <w:pPr>
+        <w:pStyle w:val="Default"/>
         <w:spacing w:line="252" w:lineRule="auto"/>
-        <w:ind w:left="360"/>
-        <w:rPr>
-          <w:rFonts w:ascii="Ubuntu" w:hAnsi="Ubuntu"/>
-          <w:bCs/>
-          <w:color w:val="auto"/>
-          <w:sz w:val="16"/>
-          <w:szCs w:val="16"/>
+        <w:rPr>
+          <w:rFonts w:ascii="Ubuntu" w:hAnsi="Ubuntu"/>
+          <w:color w:val="auto"/>
+          <w:sz w:val="12"/>
+          <w:szCs w:val="12"/>
         </w:rPr>
       </w:pPr>
     </w:p>
@@ -3521,12 +1278,45 @@
         <w:spacing w:line="252" w:lineRule="auto"/>
         <w:rPr>
           <w:rFonts w:ascii="Ubuntu" w:hAnsi="Ubuntu"/>
+          <w:color w:val="auto"/>
+          <w:sz w:val="22"/>
+          <w:szCs w:val="22"/>
+        </w:rPr>
+      </w:pPr>
+      <w:r>
+        <w:rPr>
+          <w:rFonts w:ascii="Ubuntu" w:hAnsi="Ubuntu"/>
           <w:b/>
           <w:bCs/>
           <w:color w:val="auto"/>
           <w:sz w:val="22"/>
           <w:szCs w:val="22"/>
         </w:rPr>
+        <w:t xml:space="preserve">SKILLS</w:t>
+      </w:r>
+    </w:p>
+    <w:p>
+      <w:pPr>
+        <w:pStyle w:val="Default"/>
+        <w:spacing w:line="252" w:lineRule="auto"/>
+        <w:rPr>
+          <w:rFonts w:ascii="Ubuntu" w:hAnsi="Ubuntu"/>
+          <w:color w:val="auto"/>
+          <w:sz w:val="10"/>
+          <w:szCs w:val="10"/>
+        </w:rPr>
+      </w:pPr>
+    </w:p>
+    <w:p>
+      <w:pPr>
+        <w:pStyle w:val="Default"/>
+        <w:spacing w:after="10" w:line="252" w:lineRule="auto"/>
+        <w:rPr>
+          <w:rFonts w:ascii="Ubuntu" w:hAnsi="Ubuntu"/>
+          <w:color w:val="auto"/>
+          <w:sz w:val="20"/>
+          <w:szCs w:val="20"/>
+        </w:rPr>
       </w:pPr>
       <w:r>
         <w:rPr>
@@ -3534,181 +1324,198 @@
           <w:b/>
           <w:bCs/>
           <w:color w:val="auto"/>
+          <w:sz w:val="20"/>
+          <w:szCs w:val="20"/>
+        </w:rPr>
+        <w:t xml:space="preserve">Languages &amp; Frameworks: </w:t>
+      </w:r>
+      <w:r>
+        <w:rPr>
+          <w:rFonts w:ascii="Ubuntu" w:hAnsi="Ubuntu"/>
+          <w:color w:val="auto"/>
+          <w:sz w:val="20"/>
+          <w:szCs w:val="20"/>
+        </w:rPr>
+        <w:t xml:space="preserve">TypeScript, JavaScript, C#, Python, Angular, Node.js, .NET, Three.js, Electron</w:t>
+      </w:r>
+    </w:p>
+    <w:p>
+      <w:pPr>
+        <w:pStyle w:val="Default"/>
+        <w:spacing w:after="10" w:line="252" w:lineRule="auto"/>
+        <w:rPr>
+          <w:rFonts w:ascii="Ubuntu" w:hAnsi="Ubuntu"/>
+          <w:color w:val="auto"/>
+          <w:sz w:val="20"/>
+          <w:szCs w:val="20"/>
+        </w:rPr>
+      </w:pPr>
+      <w:r>
+        <w:rPr>
+          <w:rFonts w:ascii="Ubuntu" w:hAnsi="Ubuntu"/>
+          <w:b/>
+          <w:bCs/>
+          <w:color w:val="auto"/>
+          <w:sz w:val="20"/>
+          <w:szCs w:val="20"/>
+        </w:rPr>
+        <w:t xml:space="preserve">Backend &amp; Infrastructure: </w:t>
+      </w:r>
+      <w:r>
+        <w:rPr>
+          <w:rFonts w:ascii="Ubuntu" w:hAnsi="Ubuntu"/>
+          <w:color w:val="auto"/>
+          <w:sz w:val="20"/>
+          <w:szCs w:val="20"/>
+        </w:rPr>
+        <w:t xml:space="preserve">Asterisk ARI/AMI, OpenSIPS, WebSockets, REST APIs, Docker, Kubernetes, Rancher, CI/CD</w:t>
+      </w:r>
+    </w:p>
+    <w:p>
+      <w:pPr>
+        <w:pStyle w:val="Default"/>
+        <w:spacing w:after="10" w:line="252" w:lineRule="auto"/>
+        <w:rPr>
+          <w:rFonts w:ascii="Ubuntu" w:hAnsi="Ubuntu"/>
+          <w:color w:val="auto"/>
+          <w:sz w:val="20"/>
+          <w:szCs w:val="20"/>
+        </w:rPr>
+      </w:pPr>
+      <w:r>
+        <w:rPr>
+          <w:rFonts w:ascii="Ubuntu" w:hAnsi="Ubuntu"/>
+          <w:b/>
+          <w:bCs/>
+          <w:color w:val="auto"/>
+          <w:sz w:val="20"/>
+          <w:szCs w:val="20"/>
+        </w:rPr>
+        <w:t xml:space="preserve">3D &amp; Mapping: </w:t>
+      </w:r>
+      <w:r>
+        <w:rPr>
+          <w:rFonts w:ascii="Ubuntu" w:hAnsi="Ubuntu"/>
+          <w:color w:val="auto"/>
+          <w:sz w:val="20"/>
+          <w:szCs w:val="20"/>
+        </w:rPr>
+        <w:t xml:space="preserve">Blender, QGIS, SolidWorks, Inkscape, Overture Maps, 3D printing</w:t>
+      </w:r>
+    </w:p>
+    <w:p>
+      <w:pPr>
+        <w:pStyle w:val="Default"/>
+        <w:spacing w:line="252" w:lineRule="auto"/>
+        <w:rPr>
+          <w:rFonts w:ascii="Ubuntu" w:hAnsi="Ubuntu"/>
+          <w:color w:val="auto"/>
+          <w:sz w:val="12"/>
+          <w:szCs w:val="12"/>
+        </w:rPr>
+      </w:pPr>
+    </w:p>
+    <w:p>
+      <w:pPr>
+        <w:pStyle w:val="Default"/>
+        <w:pBdr>
+          <w:bottom w:val="single" w:sz="6" w:space="1" w:color="auto"/>
+        </w:pBdr>
+        <w:spacing w:line="252" w:lineRule="auto"/>
+        <w:rPr>
+          <w:rFonts w:ascii="Ubuntu" w:hAnsi="Ubuntu"/>
+          <w:color w:val="auto"/>
           <w:sz w:val="22"/>
           <w:szCs w:val="22"/>
         </w:rPr>
-        <w:t xml:space="preserve">EDUCATION </w:t>
+      </w:pPr>
+      <w:r>
+        <w:rPr>
+          <w:rFonts w:ascii="Ubuntu" w:hAnsi="Ubuntu"/>
+          <w:b/>
+          <w:bCs/>
+          <w:color w:val="auto"/>
+          <w:sz w:val="22"/>
+          <w:szCs w:val="22"/>
+        </w:rPr>
+        <w:t xml:space="preserve">EDUCATION</w:t>
       </w:r>
     </w:p>
     <w:p>
       <w:pPr>
         <w:pStyle w:val="Default"/>
+        <w:spacing w:line="252" w:lineRule="auto"/>
+        <w:rPr>
+          <w:rFonts w:ascii="Ubuntu" w:hAnsi="Ubuntu"/>
+          <w:color w:val="auto"/>
+          <w:sz w:val="10"/>
+          <w:szCs w:val="10"/>
+        </w:rPr>
+      </w:pPr>
+    </w:p>
+    <w:p>
+      <w:pPr>
+        <w:pStyle w:val="Default"/>
         <w:tabs>
-          <w:tab w:val="left" w:pos="1660"/>
+          <w:tab w:val="right" w:pos="10870"/>
         </w:tabs>
         <w:spacing w:line="252" w:lineRule="auto"/>
         <w:rPr>
           <w:rFonts w:ascii="Ubuntu" w:hAnsi="Ubuntu"/>
+          <w:color w:val="auto"/>
+          <w:sz w:val="20"/>
+          <w:szCs w:val="20"/>
+        </w:rPr>
+      </w:pPr>
+      <w:r>
+        <w:rPr>
+          <w:rFonts w:ascii="Ubuntu" w:hAnsi="Ubuntu"/>
           <w:b/>
           <w:bCs/>
           <w:color w:val="auto"/>
-          <w:sz w:val="10"/>
-          <w:szCs w:val="10"/>
-        </w:rPr>
-      </w:pPr>
+          <w:sz w:val="20"/>
+          <w:szCs w:val="20"/>
+        </w:rPr>
+        <w:t xml:space="preserve">University of Cincinnati, College of Engineering &amp; Applied Science</w:t>
+      </w:r>
       <w:r>
         <w:rPr>
           <w:rFonts w:ascii="Ubuntu" w:hAnsi="Ubuntu"/>
           <w:b/>
           <w:bCs/>
           <w:color w:val="auto"/>
-          <w:sz w:val="10"/>
-          <w:szCs w:val="10"/>
+          <w:sz w:val="20"/>
+          <w:szCs w:val="20"/>
         </w:rPr>
         <w:tab/>
+      </w:r>
+      <w:r>
+        <w:rPr>
+          <w:rFonts w:ascii="Ubuntu" w:hAnsi="Ubuntu"/>
+          <w:b/>
+          <w:bCs/>
+          <w:color w:val="auto"/>
+          <w:sz w:val="20"/>
+          <w:szCs w:val="20"/>
+        </w:rPr>
+        <w:t xml:space="preserve">Graduated May 2023</w:t>
       </w:r>
     </w:p>
     <w:p>
       <w:pPr>
         <w:pStyle w:val="Default"/>
+        <w:tabs>
+          <w:tab w:val="right" w:pos="10870"/>
+        </w:tabs>
         <w:spacing w:line="252" w:lineRule="auto"/>
         <w:rPr>
           <w:rFonts w:ascii="Ubuntu" w:hAnsi="Ubuntu"/>
-          <w:b/>
-          <w:bCs/>
-          <w:color w:val="auto"/>
-          <w:sz w:val="20"/>
-          <w:szCs w:val="20"/>
-        </w:rPr>
-      </w:pPr>
-      <w:r>
-        <w:rPr>
-          <w:rFonts w:ascii="Ubuntu" w:hAnsi="Ubuntu"/>
-          <w:b/>
-          <w:bCs/>
-          <w:color w:val="auto"/>
-          <w:sz w:val="20"/>
-          <w:szCs w:val="20"/>
-        </w:rPr>
-        <w:t>University of Cincinnati</w:t>
-      </w:r>
-      <w:r>
-        <w:rPr>
-          <w:rFonts w:ascii="Ubuntu" w:hAnsi="Ubuntu"/>
-          <w:b/>
-          <w:bCs/>
-          <w:color w:val="auto"/>
-          <w:sz w:val="20"/>
-          <w:szCs w:val="20"/>
-        </w:rPr>
-        <w:t>,</w:t>
-      </w:r>
-      <w:r>
-        <w:rPr>
-          <w:rFonts w:ascii="Ubuntu" w:hAnsi="Ubuntu"/>
-          <w:b/>
-          <w:bCs/>
-          <w:color w:val="auto"/>
-          <w:sz w:val="20"/>
-          <w:szCs w:val="20"/>
-        </w:rPr>
-        <w:t xml:space="preserve"> </w:t>
-      </w:r>
-      <w:r>
-        <w:rPr>
-          <w:rFonts w:ascii="Ubuntu" w:hAnsi="Ubuntu"/>
-          <w:b/>
-          <w:bCs/>
-          <w:color w:val="auto"/>
-          <w:sz w:val="20"/>
-          <w:szCs w:val="20"/>
-        </w:rPr>
-        <w:t>College of Engineering &amp; Applied Science</w:t>
-      </w:r>
-      <w:r>
-        <w:rPr>
-          <w:rFonts w:ascii="Ubuntu" w:hAnsi="Ubuntu"/>
-          <w:b/>
-          <w:bCs/>
-          <w:color w:val="auto"/>
-          <w:sz w:val="20"/>
-          <w:szCs w:val="20"/>
-        </w:rPr>
-        <w:tab/>
-        <w:t xml:space="preserve">                   </w:t>
-      </w:r>
-      <w:r>
-        <w:rPr>
-          <w:rFonts w:ascii="Ubuntu" w:hAnsi="Ubuntu"/>
-          <w:b/>
-          <w:bCs/>
-          <w:color w:val="auto"/>
-          <w:sz w:val="20"/>
-          <w:szCs w:val="20"/>
-        </w:rPr>
-        <w:tab/>
-        <w:t xml:space="preserve">        </w:t>
-      </w:r>
-      <w:r>
-        <w:rPr>
-          <w:rFonts w:ascii="Ubuntu" w:hAnsi="Ubuntu"/>
-          <w:b/>
-          <w:bCs/>
-          <w:color w:val="auto"/>
-          <w:sz w:val="20"/>
-          <w:szCs w:val="20"/>
-        </w:rPr>
-        <w:tab/>
-      </w:r>
-      <w:r>
-        <w:rPr>
-          <w:rFonts w:ascii="Ubuntu" w:hAnsi="Ubuntu"/>
-          <w:b/>
-          <w:bCs/>
-          <w:color w:val="auto"/>
-          <w:sz w:val="20"/>
-          <w:szCs w:val="20"/>
-        </w:rPr>
-        <w:t xml:space="preserve"> </w:t>
-      </w:r>
-      <w:r>
-        <w:rPr>
-          <w:rFonts w:ascii="Ubuntu" w:hAnsi="Ubuntu"/>
-          <w:b/>
-          <w:bCs/>
-          <w:color w:val="auto"/>
-          <w:sz w:val="20"/>
-          <w:szCs w:val="20"/>
-        </w:rPr>
-        <w:t xml:space="preserve">   </w:t>
-      </w:r>
-      <w:r>
-        <w:rPr>
-          <w:rFonts w:ascii="Ubuntu" w:hAnsi="Ubuntu"/>
-          <w:b/>
-          <w:bCs/>
-          <w:color w:val="auto"/>
-          <w:sz w:val="20"/>
-          <w:szCs w:val="20"/>
-        </w:rPr>
-        <w:t xml:space="preserve"> </w:t>
-      </w:r>
-      <w:r>
-        <w:rPr>
-          <w:rFonts w:ascii="Ubuntu" w:hAnsi="Ubuntu"/>
-          <w:b/>
-          <w:bCs/>
-          <w:color w:val="auto"/>
-          <w:sz w:val="20"/>
-          <w:szCs w:val="20"/>
-        </w:rPr>
-        <w:t xml:space="preserve">Graduated May 2023 </w:t>
-      </w:r>
-    </w:p>
-    <w:p>
-      <w:pPr>
-        <w:pStyle w:val="Default"/>
-        <w:spacing w:line="252" w:lineRule="auto"/>
+          <w:color w:val="auto"/>
+          <w:sz w:val="20"/>
+          <w:szCs w:val="20"/>
+        </w:rPr>
+      </w:pPr>
+      <w:r>
         <w:rPr>
           <w:rFonts w:ascii="Ubuntu" w:hAnsi="Ubuntu"/>
           <w:i/>
@@ -3717,7 +1524,8 @@
           <w:sz w:val="20"/>
           <w:szCs w:val="20"/>
         </w:rPr>
-      </w:pPr>
+        <w:t xml:space="preserve">Bachelor of Science, Computer Science</w:t>
+      </w:r>
       <w:r>
         <w:rPr>
           <w:rFonts w:ascii="Ubuntu" w:hAnsi="Ubuntu"/>
@@ -3727,7 +1535,7 @@
           <w:sz w:val="20"/>
           <w:szCs w:val="20"/>
         </w:rPr>
-        <w:t>BSc, Computer Science</w:t>
+        <w:tab/>
       </w:r>
       <w:r>
         <w:rPr>
@@ -3738,120 +1546,7 @@
           <w:sz w:val="20"/>
           <w:szCs w:val="20"/>
         </w:rPr>
-        <w:tab/>
-      </w:r>
-      <w:r>
-        <w:rPr>
-          <w:rFonts w:ascii="Ubuntu" w:hAnsi="Ubuntu"/>
-          <w:i/>
-          <w:iCs/>
-          <w:color w:val="auto"/>
-          <w:sz w:val="20"/>
-          <w:szCs w:val="20"/>
-        </w:rPr>
-        <w:tab/>
-      </w:r>
-      <w:r>
-        <w:rPr>
-          <w:rFonts w:ascii="Ubuntu" w:hAnsi="Ubuntu"/>
-          <w:i/>
-          <w:iCs/>
-          <w:color w:val="auto"/>
-          <w:sz w:val="20"/>
-          <w:szCs w:val="20"/>
-        </w:rPr>
-        <w:tab/>
-      </w:r>
-      <w:r>
-        <w:rPr>
-          <w:rFonts w:ascii="Ubuntu" w:hAnsi="Ubuntu"/>
-          <w:i/>
-          <w:iCs/>
-          <w:color w:val="auto"/>
-          <w:sz w:val="20"/>
-          <w:szCs w:val="20"/>
-        </w:rPr>
-        <w:tab/>
-      </w:r>
-      <w:r>
-        <w:rPr>
-          <w:rFonts w:ascii="Ubuntu" w:hAnsi="Ubuntu"/>
-          <w:i/>
-          <w:iCs/>
-          <w:color w:val="auto"/>
-          <w:sz w:val="20"/>
-          <w:szCs w:val="20"/>
-        </w:rPr>
-        <w:tab/>
-        <w:t xml:space="preserve">   </w:t>
-      </w:r>
-      <w:r>
-        <w:rPr>
-          <w:rFonts w:ascii="Ubuntu" w:hAnsi="Ubuntu"/>
-          <w:i/>
-          <w:iCs/>
-          <w:color w:val="auto"/>
-          <w:sz w:val="20"/>
-          <w:szCs w:val="20"/>
-        </w:rPr>
-        <w:tab/>
-      </w:r>
-      <w:r>
-        <w:rPr>
-          <w:rFonts w:ascii="Ubuntu" w:hAnsi="Ubuntu"/>
-          <w:i/>
-          <w:iCs/>
-          <w:color w:val="auto"/>
-          <w:sz w:val="20"/>
-          <w:szCs w:val="20"/>
-        </w:rPr>
-        <w:tab/>
-      </w:r>
-      <w:r>
-        <w:rPr>
-          <w:rFonts w:ascii="Ubuntu" w:hAnsi="Ubuntu"/>
-          <w:i/>
-          <w:iCs/>
-          <w:color w:val="auto"/>
-          <w:sz w:val="20"/>
-          <w:szCs w:val="20"/>
-        </w:rPr>
-        <w:tab/>
-        <w:t xml:space="preserve">              </w:t>
-      </w:r>
-      <w:r>
-        <w:rPr>
-          <w:rFonts w:ascii="Ubuntu" w:hAnsi="Ubuntu"/>
-          <w:i/>
-          <w:iCs/>
-          <w:color w:val="auto"/>
-          <w:sz w:val="20"/>
-          <w:szCs w:val="20"/>
-        </w:rPr>
-        <w:tab/>
-        <w:t xml:space="preserve">              </w:t>
-      </w:r>
-      <w:r>
-        <w:rPr>
-          <w:rFonts w:ascii="Ubuntu" w:hAnsi="Ubuntu"/>
-          <w:i/>
-          <w:iCs/>
-          <w:color w:val="auto"/>
-          <w:sz w:val="20"/>
-          <w:szCs w:val="20"/>
-        </w:rPr>
-        <w:t xml:space="preserve">                     </w:t>
-      </w:r>
-      <w:r>
-        <w:rPr>
-          <w:rFonts w:ascii="Ubuntu" w:hAnsi="Ubuntu"/>
-          <w:i/>
-          <w:iCs/>
-          <w:color w:val="auto"/>
-          <w:sz w:val="20"/>
-          <w:szCs w:val="20"/>
-        </w:rPr>
-        <w:t>Cincinnati, OH</w:t>
+        <w:t xml:space="preserve">Cincinnati, OH</w:t>
       </w:r>
     </w:p>
     <w:p>
@@ -3859,125 +1554,24 @@
         <w:pStyle w:val="Default"/>
         <w:numPr>
           <w:ilvl w:val="0"/>
-          <w:numId w:val="7"/>
+          <w:numId w:val="19"/>
         </w:numPr>
-        <w:spacing w:line="252" w:lineRule="auto"/>
-        <w:rPr>
-          <w:rFonts w:ascii="Ubuntu" w:hAnsi="Ubuntu"/>
-          <w:color w:val="auto"/>
-          <w:sz w:val="20"/>
-          <w:szCs w:val="20"/>
-        </w:rPr>
-      </w:pPr>
-      <w:r>
-        <w:rPr>
-          <w:rFonts w:ascii="Ubuntu" w:hAnsi="Ubuntu"/>
-          <w:iCs/>
-          <w:color w:val="auto"/>
-          <w:sz w:val="20"/>
-          <w:szCs w:val="20"/>
-        </w:rPr>
-        <w:t xml:space="preserve">Awarded </w:t>
-      </w:r>
-      <w:r>
-        <w:rPr>
-          <w:rFonts w:ascii="Ubuntu" w:hAnsi="Ubuntu"/>
-          <w:iCs/>
-          <w:color w:val="auto"/>
-          <w:sz w:val="20"/>
-          <w:szCs w:val="20"/>
-        </w:rPr>
-        <w:t>Cincinnatus Scholarship, Dean’s List; 3.</w:t>
-      </w:r>
-      <w:r>
-        <w:rPr>
-          <w:rFonts w:ascii="Ubuntu" w:hAnsi="Ubuntu"/>
-          <w:iCs/>
-          <w:color w:val="auto"/>
-          <w:sz w:val="20"/>
-          <w:szCs w:val="20"/>
-        </w:rPr>
-        <w:t>5</w:t>
-      </w:r>
-      <w:r>
-        <w:rPr>
-          <w:rFonts w:ascii="Ubuntu" w:hAnsi="Ubuntu"/>
-          <w:iCs/>
-          <w:color w:val="auto"/>
-          <w:sz w:val="20"/>
-          <w:szCs w:val="20"/>
-        </w:rPr>
-        <w:t xml:space="preserve">/4.0 GPA </w:t>
-      </w:r>
-    </w:p>
-    <w:p>
-      <w:pPr>
-        <w:pStyle w:val="Default"/>
-        <w:numPr>
-          <w:ilvl w:val="0"/>
-          <w:numId w:val="11"/>
-        </w:numPr>
-        <w:spacing w:line="252" w:lineRule="auto"/>
-        <w:rPr>
-          <w:rFonts w:ascii="Ubuntu" w:hAnsi="Ubuntu"/>
-          <w:color w:val="auto"/>
-          <w:sz w:val="20"/>
-          <w:szCs w:val="20"/>
-        </w:rPr>
-      </w:pPr>
-      <w:r>
-        <w:rPr>
-          <w:rFonts w:ascii="Ubuntu" w:hAnsi="Ubuntu"/>
-          <w:color w:val="auto"/>
-          <w:sz w:val="20"/>
-          <w:szCs w:val="20"/>
-        </w:rPr>
-        <w:t xml:space="preserve">Involved with </w:t>
-      </w:r>
-      <w:r>
-        <w:rPr>
-          <w:rFonts w:ascii="Ubuntu" w:hAnsi="Ubuntu"/>
-          <w:color w:val="auto"/>
-          <w:sz w:val="20"/>
-          <w:szCs w:val="20"/>
-        </w:rPr>
-        <w:t xml:space="preserve">Theta Chi Fraternity, ACM@UC, </w:t>
-      </w:r>
-      <w:r>
-        <w:rPr>
-          <w:rFonts w:ascii="Ubuntu" w:hAnsi="Ubuntu"/>
-          <w:color w:val="auto"/>
-          <w:sz w:val="20"/>
-          <w:szCs w:val="20"/>
-        </w:rPr>
-        <w:t>and</w:t>
-      </w:r>
-      <w:r>
-        <w:rPr>
-          <w:rFonts w:ascii="Ubuntu" w:hAnsi="Ubuntu"/>
-          <w:color w:val="auto"/>
-          <w:sz w:val="20"/>
-          <w:szCs w:val="20"/>
-        </w:rPr>
-        <w:t xml:space="preserve"> </w:t>
-      </w:r>
-      <w:r>
-        <w:rPr>
-          <w:rFonts w:ascii="Ubuntu" w:hAnsi="Ubuntu"/>
-          <w:color w:val="auto"/>
-          <w:sz w:val="20"/>
-          <w:szCs w:val="20"/>
-        </w:rPr>
-        <w:t>Student Governmen</w:t>
-      </w:r>
-      <w:r>
-        <w:rPr>
-          <w:rFonts w:ascii="Ubuntu" w:hAnsi="Ubuntu"/>
-          <w:color w:val="auto"/>
-          <w:sz w:val="20"/>
-          <w:szCs w:val="20"/>
-        </w:rPr>
-        <w:t>t</w:t>
+        <w:spacing w:after="10" w:line="252" w:lineRule="auto"/>
+        <w:rPr>
+          <w:rFonts w:ascii="Ubuntu" w:hAnsi="Ubuntu"/>
+          <w:color w:val="auto"/>
+          <w:sz w:val="20"/>
+          <w:szCs w:val="20"/>
+        </w:rPr>
+      </w:pPr>
+      <w:r>
+        <w:rPr>
+          <w:rFonts w:ascii="Ubuntu" w:hAnsi="Ubuntu"/>
+          <w:color w:val="auto"/>
+          <w:sz w:val="20"/>
+          <w:szCs w:val="20"/>
+        </w:rPr>
+        <w:t xml:space="preserve">Awarded Cincinnatus Scholarship, Dean’s List; 3.5/4.0 GPA</w:t>
       </w:r>
     </w:p>
     <w:sectPr>
@@ -4163,13 +1757,13 @@
     <w:lvl w:ilvl="0" w:tplc="E6980ECA">
       <w:start w:val="1"/>
       <w:numFmt w:val="bullet"/>
-      <w:lvlText w:val=""/>
+      <w:lvlText w:val="•"/>
       <w:lvlJc w:val="left"/>
       <w:pPr>
         <w:ind w:left="360" w:hanging="360"/>
       </w:pPr>
       <w:rPr>
-        <w:rFonts w:ascii="Wingdings" w:hAnsi="Wingdings" w:hint="default"/>
+        <w:rFonts w:ascii="Arial" w:hAnsi="Arial" w:hint="default"/>
         <w:sz w:val="24"/>
         <w:szCs w:val="24"/>
       </w:rPr>

--- a/assets/AdamJarvisResume.docx
+++ b/assets/AdamJarvisResume.docx
@@ -38,8 +38,8 @@
         <w:rPr>
           <w:rFonts w:ascii="Ubuntu" w:hAnsi="Ubuntu"/>
           <w:color w:val="auto"/>
-          <w:sz w:val="20"/>
-          <w:szCs w:val="20"/>
+          <w:sz w:val="18"/>
+          <w:szCs w:val="18"/>
         </w:rPr>
       </w:pPr>
       <w:hyperlink r:id="rId8" w:history="1">
@@ -47,8 +47,8 @@
           <w:rPr>
             <w:rStyle w:val="Hyperlink"/>
             <w:rFonts w:ascii="Ubuntu" w:hAnsi="Ubuntu"/>
-            <w:sz w:val="20"/>
-            <w:szCs w:val="20"/>
+            <w:sz w:val="18"/>
+            <w:szCs w:val="18"/>
             <w:u w:val="none"/>
           </w:rPr>
           <w:t xml:space="preserve">adamjarvis04@gmail.com</w:t>
@@ -58,8 +58,8 @@
         <w:rPr>
           <w:rFonts w:ascii="Ubuntu" w:hAnsi="Ubuntu"/>
           <w:color w:val="auto"/>
-          <w:sz w:val="20"/>
-          <w:szCs w:val="20"/>
+          <w:sz w:val="18"/>
+          <w:szCs w:val="18"/>
         </w:rPr>
         <w:t xml:space="preserve"> • (513) 473-7755 • Cincinnati, OH • </w:t>
       </w:r>
@@ -68,19 +68,19 @@
           <w:rPr>
             <w:rStyle w:val="Hyperlink"/>
             <w:rFonts w:ascii="Ubuntu" w:hAnsi="Ubuntu"/>
-            <w:sz w:val="20"/>
-            <w:szCs w:val="20"/>
+            <w:sz w:val="18"/>
+            <w:szCs w:val="18"/>
             <w:u w:val="none"/>
           </w:rPr>
-          <w:t xml:space="preserve">jarvisar.com</w:t>
+          <w:t xml:space="preserve">portfolio.jarvisar.com</w:t>
         </w:r>
       </w:hyperlink>
       <w:r>
         <w:rPr>
           <w:rFonts w:ascii="Ubuntu" w:hAnsi="Ubuntu"/>
           <w:color w:val="auto"/>
-          <w:sz w:val="20"/>
-          <w:szCs w:val="20"/>
+          <w:sz w:val="18"/>
+          <w:szCs w:val="18"/>
         </w:rPr>
         <w:t xml:space="preserve"> • </w:t>
       </w:r>
@@ -89,8 +89,8 @@
           <w:rPr>
             <w:rStyle w:val="Hyperlink"/>
             <w:rFonts w:ascii="Ubuntu" w:hAnsi="Ubuntu"/>
-            <w:sz w:val="20"/>
-            <w:szCs w:val="20"/>
+            <w:sz w:val="18"/>
+            <w:szCs w:val="18"/>
             <w:u w:val="none"/>
           </w:rPr>
           <w:t xml:space="preserve">linkedin.com/in/jarvisar</w:t>
@@ -100,8 +100,8 @@
         <w:rPr>
           <w:rFonts w:ascii="Ubuntu" w:hAnsi="Ubuntu"/>
           <w:color w:val="auto"/>
-          <w:sz w:val="20"/>
-          <w:szCs w:val="20"/>
+          <w:sz w:val="18"/>
+          <w:szCs w:val="18"/>
         </w:rPr>
         <w:t xml:space="preserve"> • </w:t>
       </w:r>
@@ -110,8 +110,8 @@
           <w:rPr>
             <w:rStyle w:val="Hyperlink"/>
             <w:rFonts w:ascii="Ubuntu" w:hAnsi="Ubuntu"/>
-            <w:sz w:val="20"/>
-            <w:szCs w:val="20"/>
+            <w:sz w:val="18"/>
+            <w:szCs w:val="18"/>
             <w:u w:val="none"/>
           </w:rPr>
           <w:t xml:space="preserve">github.com/jarvisar</w:t>
